--- a/DFT_paper_revision/response_to_audit/Editorial_Pass_Log.docx
+++ b/DFT_paper_revision/response_to_audit/Editorial_Pass_Log.docx
@@ -2,7 +2,7 @@
 <file path=word/document.xml><?xml version="1.0" encoding="utf-8"?>
 <w:document xmlns:w="http://schemas.openxmlformats.org/wordprocessingml/2006/main" xmlns:m="http://schemas.openxmlformats.org/officeDocument/2006/math" xmlns:r="http://schemas.openxmlformats.org/officeDocument/2006/relationships" xmlns:o="urn:schemas-microsoft-com:office:office" xmlns:v="urn:schemas-microsoft-com:vml" xmlns:w10="urn:schemas-microsoft-com:office:word" xmlns:a="http://schemas.openxmlformats.org/drawingml/2006/main" xmlns:pic="http://schemas.openxmlformats.org/drawingml/2006/picture" xmlns:wp="http://schemas.openxmlformats.org/drawingml/2006/wordprocessingDrawing">
   <w:body>
-    <w:bookmarkStart w:id="23" w:name="X1b65a3a1b2f930a353daa5760acb4fdbebfc079"/>
+    <w:bookmarkStart w:id="24" w:name="X1b65a3a1b2f930a353daa5760acb4fdbebfc079"/>
     <w:p>
       <w:pPr>
         <w:pStyle w:val="Heading1"/>
@@ -22732,7 +22732,1529 @@
     </w:tbl>
     <w:bookmarkEnd w:id="21"/>
     <w:bookmarkEnd w:id="22"/>
+    <w:bookmarkStart w:id="23" w:name="X354703cb1e38ffa2a2402ad6f3aa0ec87e09195"/>
+    <w:p>
+      <w:pPr>
+        <w:pStyle w:val="Heading2"/>
+      </w:pPr>
+      <w:r>
+        <w:t xml:space="preserve">Round 3 (3 October 2026): integration of the authors’ archive data and raw outputs</w:t>
+      </w:r>
+    </w:p>
+    <w:p>
+      <w:pPr>
+        <w:pStyle w:val="FirstParagraph"/>
+      </w:pPr>
+      <w:r>
+        <w:t xml:space="preserve">Sources used in this round, all supplied by the authors: the run spreadsheet (QE_simulations_master, Sections 1–23), the results log of 8–9 June, the archived audit files (phases 1–5, value audit, consolidated verification, v3p51 pristine-V</w:t>
+      </w:r>
+      <w:r>
+        <w:rPr>
+          <w:vertAlign w:val="subscript"/>
+        </w:rPr>
+        <w:t xml:space="preserve">O</w:t>
+      </w:r>
+      <w:r>
+        <w:t xml:space="preserve"> </w:t>
+      </w:r>
+      <w:r>
+        <w:t xml:space="preserve">plan), the PDOS workflow (templates, launcher, README, summed PDOS tables), the projwfc.x outputs of Pr_VO and Rb_VO, the NSCF output of Rb_VO, the U-sweep templates, the PDF-to-reference mapping, and the Quantum ESPRESSO 7.5 source (PW/src/input.f90). Every derived energy is reproduced by supporting_information_v4/check_ledger.py (26 checks pass).</w:t>
+      </w:r>
+    </w:p>
+    <w:tbl>
+      <w:tblPr>
+        <w:tblStyle w:val="Table"/>
+        <w:tblW w:type="pct" w:w="5000"/>
+        <w:tblLook w:firstRow="1" w:lastRow="0" w:firstColumn="0" w:lastColumn="0" w:noHBand="0" w:noVBand="0" w:val="0020"/>
+        <w:jc w:val="start"/>
+      </w:tblPr>
+      <w:tblGrid>
+        <w:gridCol w:w="1584"/>
+        <w:gridCol w:w="1584"/>
+        <w:gridCol w:w="1584"/>
+        <w:gridCol w:w="1584"/>
+        <w:gridCol w:w="1584"/>
+      </w:tblGrid>
+      <w:tr>
+        <w:trPr>
+          <w:tblHeader w:val="true"/>
+        </w:trPr>
+        <w:tc>
+          <w:tcPr/>
+          <w:p>
+            <w:pPr>
+              <w:pStyle w:val="Compact"/>
+              <w:jc w:val="left"/>
+            </w:pPr>
+            <w:r>
+              <w:t xml:space="preserve">ID</w:t>
+            </w:r>
+          </w:p>
+        </w:tc>
+        <w:tc>
+          <w:tcPr/>
+          <w:p>
+            <w:pPr>
+              <w:pStyle w:val="Compact"/>
+              <w:jc w:val="left"/>
+            </w:pPr>
+            <w:r>
+              <w:t xml:space="preserve">Severity</w:t>
+            </w:r>
+          </w:p>
+        </w:tc>
+        <w:tc>
+          <w:tcPr/>
+          <w:p>
+            <w:pPr>
+              <w:pStyle w:val="Compact"/>
+              <w:jc w:val="left"/>
+            </w:pPr>
+            <w:r>
+              <w:t xml:space="preserve">Location</w:t>
+            </w:r>
+          </w:p>
+        </w:tc>
+        <w:tc>
+          <w:tcPr/>
+          <w:p>
+            <w:pPr>
+              <w:pStyle w:val="Compact"/>
+              <w:jc w:val="left"/>
+            </w:pPr>
+            <w:r>
+              <w:t xml:space="preserve">Finding</w:t>
+            </w:r>
+          </w:p>
+        </w:tc>
+        <w:tc>
+          <w:tcPr/>
+          <w:p>
+            <w:pPr>
+              <w:pStyle w:val="Compact"/>
+              <w:jc w:val="left"/>
+            </w:pPr>
+            <w:r>
+              <w:t xml:space="preserve">Action</w:t>
+            </w:r>
+          </w:p>
+        </w:tc>
+      </w:tr>
+      <w:tr>
+        <w:tc>
+          <w:tcPr/>
+          <w:p>
+            <w:pPr>
+              <w:pStyle w:val="Compact"/>
+              <w:jc w:val="left"/>
+            </w:pPr>
+            <w:r>
+              <w:t xml:space="preserve">R3-01</w:t>
+            </w:r>
+          </w:p>
+        </w:tc>
+        <w:tc>
+          <w:tcPr/>
+          <w:p>
+            <w:pPr>
+              <w:pStyle w:val="Compact"/>
+              <w:jc w:val="left"/>
+            </w:pPr>
+            <w:r>
+              <w:t xml:space="preserve">major</w:t>
+            </w:r>
+          </w:p>
+        </w:tc>
+        <w:tc>
+          <w:tcPr/>
+          <w:p>
+            <w:pPr>
+              <w:pStyle w:val="Compact"/>
+              <w:jc w:val="left"/>
+            </w:pPr>
+            <w:r>
+              <w:t xml:space="preserve">§2.5</w:t>
+            </w:r>
+          </w:p>
+        </w:tc>
+        <w:tc>
+          <w:tcPr/>
+          <w:p>
+            <w:pPr>
+              <w:pStyle w:val="Compact"/>
+              <w:jc w:val="left"/>
+            </w:pPr>
+            <w:r>
+              <w:t xml:space="preserve">v4 stated that pw.x requires a non-zero starting_magnetization for nspin = 2. QE 7.5 (input.f90, lines 1477–1508) stops only when no species has the keyword set; explicit zeros are accepted, and the run log and templates use zero on all species.</w:t>
+            </w:r>
+          </w:p>
+        </w:tc>
+        <w:tc>
+          <w:tcPr/>
+          <w:p>
+            <w:pPr>
+              <w:pStyle w:val="Compact"/>
+              <w:jc w:val="left"/>
+            </w:pPr>
+            <w:r>
+              <w:t xml:space="preserve">Corrected; consequences of a spin-symmetric start stated (§2.5, Limitation v).</w:t>
+            </w:r>
+          </w:p>
+        </w:tc>
+      </w:tr>
+      <w:tr>
+        <w:tc>
+          <w:tcPr/>
+          <w:p>
+            <w:pPr>
+              <w:pStyle w:val="Compact"/>
+              <w:jc w:val="left"/>
+            </w:pPr>
+            <w:r>
+              <w:t xml:space="preserve">R3-02</w:t>
+            </w:r>
+          </w:p>
+        </w:tc>
+        <w:tc>
+          <w:tcPr/>
+          <w:p>
+            <w:pPr>
+              <w:pStyle w:val="Compact"/>
+              <w:jc w:val="left"/>
+            </w:pPr>
+            <w:r>
+              <w:t xml:space="preserve">desk reject</w:t>
+            </w:r>
+          </w:p>
+        </w:tc>
+        <w:tc>
+          <w:tcPr/>
+          <w:p>
+            <w:pPr>
+              <w:pStyle w:val="Compact"/>
+              <w:jc w:val="left"/>
+            </w:pPr>
+            <w:r>
+              <w:t xml:space="preserve">Fig 1</w:t>
+            </w:r>
+          </w:p>
+        </w:tc>
+        <w:tc>
+          <w:tcPr/>
+          <w:p>
+            <w:pPr>
+              <w:pStyle w:val="Compact"/>
+              <w:jc w:val="left"/>
+            </w:pPr>
+            <w:r>
+              <w:t xml:space="preserve">The interim structure figure was built from ideal anatase positions (plot_supercell_viz.py) but titled</w:t>
+            </w:r>
+            <w:r>
+              <w:t xml:space="preserve"> </w:t>
+            </w:r>
+            <w:r>
+              <w:t xml:space="preserve">“</w:t>
+            </w:r>
+            <w:r>
+              <w:t xml:space="preserve">PBE+U relaxed</w:t>
+            </w:r>
+            <w:r>
+              <w:t xml:space="preserve">”</w:t>
+            </w:r>
+            <w:r>
+              <w:t xml:space="preserve">.</w:t>
+            </w:r>
+          </w:p>
+        </w:tc>
+        <w:tc>
+          <w:tcPr/>
+          <w:p>
+            <w:pPr>
+              <w:pStyle w:val="Compact"/>
+              <w:jc w:val="left"/>
+            </w:pPr>
+            <w:r>
+              <w:t xml:space="preserve">Replaced by Fig1_structures_v4 drawn from the relaxed Rb_VO coordinates in the NSCF output header (make_fig1_structures.py); panel (c) for Pr_VO is drawn automatically once its output is supplied.</w:t>
+            </w:r>
+          </w:p>
+        </w:tc>
+      </w:tr>
+      <w:tr>
+        <w:tc>
+          <w:tcPr/>
+          <w:p>
+            <w:pPr>
+              <w:pStyle w:val="Compact"/>
+              <w:jc w:val="left"/>
+            </w:pPr>
+            <w:r>
+              <w:t xml:space="preserve">R3-03</w:t>
+            </w:r>
+          </w:p>
+        </w:tc>
+        <w:tc>
+          <w:tcPr/>
+          <w:p>
+            <w:pPr>
+              <w:pStyle w:val="Compact"/>
+              <w:jc w:val="left"/>
+            </w:pPr>
+            <w:r>
+              <w:t xml:space="preserve">major</w:t>
+            </w:r>
+          </w:p>
+        </w:tc>
+        <w:tc>
+          <w:tcPr/>
+          <w:p>
+            <w:pPr>
+              <w:pStyle w:val="Compact"/>
+              <w:jc w:val="left"/>
+            </w:pPr>
+            <w:r>
+              <w:t xml:space="preserve">§3.1, §3.2, §4.1, §4.3</w:t>
+            </w:r>
+          </w:p>
+        </w:tc>
+        <w:tc>
+          <w:tcPr/>
+          <w:p>
+            <w:pPr>
+              <w:pStyle w:val="Compact"/>
+              <w:jc w:val="left"/>
+            </w:pPr>
+            <w:r>
+              <w:t xml:space="preserve">Relaxed Rb_VO: Rb moves 1.27 Å from the cation site towards the vacancy (0.87 Å from the vacant site); nearest Rb–O 2.54–2.71 Å. The size/strain contribution to the Rb energetics is therefore concrete.</w:t>
+            </w:r>
+          </w:p>
+        </w:tc>
+        <w:tc>
+          <w:tcPr/>
+          <w:p>
+            <w:pPr>
+              <w:pStyle w:val="Compact"/>
+              <w:jc w:val="left"/>
+            </w:pPr>
+            <w:r>
+              <w:t xml:space="preserve">Reported with Table S8; discussed as part of the radius confound.</w:t>
+            </w:r>
+          </w:p>
+        </w:tc>
+      </w:tr>
+      <w:tr>
+        <w:tc>
+          <w:tcPr/>
+          <w:p>
+            <w:pPr>
+              <w:pStyle w:val="Compact"/>
+              <w:jc w:val="left"/>
+            </w:pPr>
+            <w:r>
+              <w:t xml:space="preserve">R3-04</w:t>
+            </w:r>
+          </w:p>
+        </w:tc>
+        <w:tc>
+          <w:tcPr/>
+          <w:p>
+            <w:pPr>
+              <w:pStyle w:val="Compact"/>
+              <w:jc w:val="left"/>
+            </w:pPr>
+            <w:r>
+              <w:t xml:space="preserve">major</w:t>
+            </w:r>
+          </w:p>
+        </w:tc>
+        <w:tc>
+          <w:tcPr/>
+          <w:p>
+            <w:pPr>
+              <w:pStyle w:val="Compact"/>
+              <w:jc w:val="left"/>
+            </w:pPr>
+            <w:r>
+              <w:t xml:space="preserve">§3.6, Fig 4, Fig S1</w:t>
+            </w:r>
+          </w:p>
+        </w:tc>
+        <w:tc>
+          <w:tcPr/>
+          <w:p>
+            <w:pPr>
+              <w:pStyle w:val="Compact"/>
+              <w:jc w:val="left"/>
+            </w:pPr>
+            <w:r>
+              <w:t xml:space="preserve">Löwdin moments (projwfc.x): Rb_VO hole carries +0.59 μ</w:t>
+            </w:r>
+            <w:r>
+              <w:rPr>
+                <w:vertAlign w:val="subscript"/>
+              </w:rPr>
+              <w:t xml:space="preserve">B</w:t>
+            </w:r>
+            <w:r>
+              <w:t xml:space="preserve"> </w:t>
+            </w:r>
+            <w:r>
+              <w:t xml:space="preserve">on O8, +0.11 μ</w:t>
+            </w:r>
+            <w:r>
+              <w:rPr>
+                <w:vertAlign w:val="subscript"/>
+              </w:rPr>
+              <w:t xml:space="preserve">B</w:t>
+            </w:r>
+            <w:r>
+              <w:t xml:space="preserve"> </w:t>
+            </w:r>
+            <w:r>
+              <w:t xml:space="preserve">on O6 and O17, +1.12 μ</w:t>
+            </w:r>
+            <w:r>
+              <w:rPr>
+                <w:vertAlign w:val="subscript"/>
+              </w:rPr>
+              <w:t xml:space="preserve">B</w:t>
+            </w:r>
+            <w:r>
+              <w:t xml:space="preserve"> </w:t>
+            </w:r>
+            <w:r>
+              <w:t xml:space="preserve">on O in total, −0.12 μ</w:t>
+            </w:r>
+            <w:r>
+              <w:rPr>
+                <w:vertAlign w:val="subscript"/>
+              </w:rPr>
+              <w:t xml:space="preserve">B</w:t>
+            </w:r>
+            <w:r>
+              <w:t xml:space="preserve"> </w:t>
+            </w:r>
+            <w:r>
+              <w:t xml:space="preserve">on Ti; Pr_VO has no site above 0.001 μ</w:t>
+            </w:r>
+            <w:r>
+              <w:rPr>
+                <w:vertAlign w:val="subscript"/>
+              </w:rPr>
+              <w:t xml:space="preserve">B</w:t>
+            </w:r>
+            <w:r>
+              <w:t xml:space="preserve">. PDOS: Rb_VO empty minority state 0.79 states, 93 % O-2p.</w:t>
+            </w:r>
+          </w:p>
+        </w:tc>
+        <w:tc>
+          <w:tcPr/>
+          <w:p>
+            <w:pPr>
+              <w:pStyle w:val="Compact"/>
+              <w:jc w:val="left"/>
+            </w:pPr>
+            <w:r>
+              <w:t xml:space="preserve">New paragraph, Figure S1 and S2.2; the</w:t>
+            </w:r>
+            <w:r>
+              <w:t xml:space="preserve"> </w:t>
+            </w:r>
+            <w:r>
+              <w:t xml:space="preserve">“</w:t>
+            </w:r>
+            <w:r>
+              <w:t xml:space="preserve">site-projected moments not analysed</w:t>
+            </w:r>
+            <w:r>
+              <w:t xml:space="preserve">”</w:t>
+            </w:r>
+            <w:r>
+              <w:t xml:space="preserve"> </w:t>
+            </w:r>
+            <w:r>
+              <w:t xml:space="preserve">caveats removed. O8 coincides with the Bader depletion maximum.</w:t>
+            </w:r>
+          </w:p>
+        </w:tc>
+      </w:tr>
+      <w:tr>
+        <w:tc>
+          <w:tcPr/>
+          <w:p>
+            <w:pPr>
+              <w:pStyle w:val="Compact"/>
+              <w:jc w:val="left"/>
+            </w:pPr>
+            <w:r>
+              <w:t xml:space="preserve">R3-05</w:t>
+            </w:r>
+          </w:p>
+        </w:tc>
+        <w:tc>
+          <w:tcPr/>
+          <w:p>
+            <w:pPr>
+              <w:pStyle w:val="Compact"/>
+              <w:jc w:val="left"/>
+            </w:pPr>
+            <w:r>
+              <w:t xml:space="preserve">major</w:t>
+            </w:r>
+          </w:p>
+        </w:tc>
+        <w:tc>
+          <w:tcPr/>
+          <w:p>
+            <w:pPr>
+              <w:pStyle w:val="Compact"/>
+              <w:jc w:val="left"/>
+            </w:pPr>
+            <w:r>
+              <w:t xml:space="preserve">Fig 4</w:t>
+            </w:r>
+          </w:p>
+        </w:tc>
+        <w:tc>
+          <w:tcPr/>
+          <w:p>
+            <w:pPr>
+              <w:pStyle w:val="Compact"/>
+              <w:jc w:val="left"/>
+            </w:pPr>
+            <w:r>
+              <w:t xml:space="preserve">The interim PDOS had a clipped Ti-3d fill (Mathematica automatic PlotRange), a fictitious Rb-d curve (no Rb d projector) and an inset hiding data.</w:t>
+            </w:r>
+          </w:p>
+        </w:tc>
+        <w:tc>
+          <w:tcPr/>
+          <w:p>
+            <w:pPr>
+              <w:pStyle w:val="Compact"/>
+              <w:jc w:val="left"/>
+            </w:pPr>
+            <w:r>
+              <w:t xml:space="preserve">Fig4_PDOS_v4 and FigS2 re-plotted from the summed projwfc.x tables; caption corrected.</w:t>
+            </w:r>
+          </w:p>
+        </w:tc>
+      </w:tr>
+      <w:tr>
+        <w:tc>
+          <w:tcPr/>
+          <w:p>
+            <w:pPr>
+              <w:pStyle w:val="Compact"/>
+              <w:jc w:val="left"/>
+            </w:pPr>
+            <w:r>
+              <w:t xml:space="preserve">R3-06</w:t>
+            </w:r>
+          </w:p>
+        </w:tc>
+        <w:tc>
+          <w:tcPr/>
+          <w:p>
+            <w:pPr>
+              <w:pStyle w:val="Compact"/>
+              <w:jc w:val="left"/>
+            </w:pPr>
+            <w:r>
+              <w:t xml:space="preserve">major</w:t>
+            </w:r>
+          </w:p>
+        </w:tc>
+        <w:tc>
+          <w:tcPr/>
+          <w:p>
+            <w:pPr>
+              <w:pStyle w:val="Compact"/>
+              <w:jc w:val="left"/>
+            </w:pPr>
+            <w:r>
+              <w:t xml:space="preserve">Abstract, §3.5, §6</w:t>
+            </w:r>
+          </w:p>
+        </w:tc>
+        <w:tc>
+          <w:tcPr/>
+          <w:p>
+            <w:pPr>
+              <w:pStyle w:val="Compact"/>
+              <w:jc w:val="left"/>
+            </w:pPr>
+            <w:r>
+              <w:t xml:space="preserve">1.99/2.99 μ</w:t>
+            </w:r>
+            <w:r>
+              <w:rPr>
+                <w:vertAlign w:val="subscript"/>
+              </w:rPr>
+              <w:t xml:space="preserve">B</w:t>
+            </w:r>
+            <w:r>
+              <w:t xml:space="preserve"> </w:t>
+            </w:r>
+            <w:r>
+              <w:t xml:space="preserve">of the charged Rb series are total magnetisations; m</w:t>
+            </w:r>
+            <w:r>
+              <w:rPr>
+                <w:vertAlign w:val="subscript"/>
+              </w:rPr>
+              <w:t xml:space="preserve">abs</w:t>
+            </w:r>
+            <w:r>
+              <w:t xml:space="preserve"> </w:t>
+            </w:r>
+            <w:r>
+              <w:t xml:space="preserve">= 3.82 μ</w:t>
+            </w:r>
+            <w:r>
+              <w:rPr>
+                <w:vertAlign w:val="subscript"/>
+              </w:rPr>
+              <w:t xml:space="preserve">B</w:t>
+            </w:r>
+            <w:r>
+              <w:t xml:space="preserve"> </w:t>
+            </w:r>
+            <w:r>
+              <w:t xml:space="preserve">at q = +2. v4 called 2.99 an absolute magnetisation.</w:t>
+            </w:r>
+          </w:p>
+        </w:tc>
+        <w:tc>
+          <w:tcPr/>
+          <w:p>
+            <w:pPr>
+              <w:pStyle w:val="Compact"/>
+              <w:jc w:val="left"/>
+            </w:pPr>
+            <w:r>
+              <w:t xml:space="preserve">Corrected everywhere.</w:t>
+            </w:r>
+          </w:p>
+        </w:tc>
+      </w:tr>
+      <w:tr>
+        <w:tc>
+          <w:tcPr/>
+          <w:p>
+            <w:pPr>
+              <w:pStyle w:val="Compact"/>
+              <w:jc w:val="left"/>
+            </w:pPr>
+            <w:r>
+              <w:t xml:space="preserve">R3-07</w:t>
+            </w:r>
+          </w:p>
+        </w:tc>
+        <w:tc>
+          <w:tcPr/>
+          <w:p>
+            <w:pPr>
+              <w:pStyle w:val="Compact"/>
+              <w:jc w:val="left"/>
+            </w:pPr>
+            <w:r>
+              <w:t xml:space="preserve">major</w:t>
+            </w:r>
+          </w:p>
+        </w:tc>
+        <w:tc>
+          <w:tcPr/>
+          <w:p>
+            <w:pPr>
+              <w:pStyle w:val="Compact"/>
+              <w:jc w:val="left"/>
+            </w:pPr>
+            <w:r>
+              <w:t xml:space="preserve">§3.4, Table 4, S1, S5</w:t>
+            </w:r>
+          </w:p>
+        </w:tc>
+        <w:tc>
+          <w:tcPr/>
+          <w:p>
+            <w:pPr>
+              <w:pStyle w:val="Compact"/>
+              <w:jc w:val="left"/>
+            </w:pPr>
+            <w:r>
+              <w:t xml:space="preserve">The dual-U, U-sweep, D3 and HSE magnetisations logged by the authors are total magnetisations, labelled m</w:t>
+            </w:r>
+            <w:r>
+              <w:rPr>
+                <w:vertAlign w:val="subscript"/>
+              </w:rPr>
+              <w:t xml:space="preserve">abs</w:t>
+            </w:r>
+            <w:r>
+              <w:t xml:space="preserve"> </w:t>
+            </w:r>
+            <w:r>
+              <w:t xml:space="preserve">in v4; the dual-U Rb_VO relaxation was not completed when logged.</w:t>
+            </w:r>
+          </w:p>
+        </w:tc>
+        <w:tc>
+          <w:tcPr/>
+          <w:p>
+            <w:pPr>
+              <w:pStyle w:val="Compact"/>
+              <w:jc w:val="left"/>
+            </w:pPr>
+            <w:r>
+              <w:t xml:space="preserve">Relabelled as m; run types stated; Rb_VO marked preliminary.</w:t>
+            </w:r>
+          </w:p>
+        </w:tc>
+      </w:tr>
+      <w:tr>
+        <w:tc>
+          <w:tcPr/>
+          <w:p>
+            <w:pPr>
+              <w:pStyle w:val="Compact"/>
+              <w:jc w:val="left"/>
+            </w:pPr>
+            <w:r>
+              <w:t xml:space="preserve">R3-08</w:t>
+            </w:r>
+          </w:p>
+        </w:tc>
+        <w:tc>
+          <w:tcPr/>
+          <w:p>
+            <w:pPr>
+              <w:pStyle w:val="Compact"/>
+              <w:jc w:val="left"/>
+            </w:pPr>
+            <w:r>
+              <w:t xml:space="preserve">major</w:t>
+            </w:r>
+          </w:p>
+        </w:tc>
+        <w:tc>
+          <w:tcPr/>
+          <w:p>
+            <w:pPr>
+              <w:pStyle w:val="Compact"/>
+              <w:jc w:val="left"/>
+            </w:pPr>
+            <w:r>
+              <w:t xml:space="preserve">§3.3</w:t>
+            </w:r>
+          </w:p>
+        </w:tc>
+        <w:tc>
+          <w:tcPr/>
+          <w:p>
+            <w:pPr>
+              <w:pStyle w:val="Compact"/>
+              <w:jc w:val="left"/>
+            </w:pPr>
+            <w:r>
+              <w:t xml:space="preserve">The two Rb_VO spin solutions are ranked: the from-scratch solution (m = 1.00 μ</w:t>
+            </w:r>
+            <w:r>
+              <w:rPr>
+                <w:vertAlign w:val="subscript"/>
+              </w:rPr>
+              <w:t xml:space="preserve">B</w:t>
+            </w:r>
+            <w:r>
+              <w:t xml:space="preserve">) lies 6.4 meV above the production solution (m = −0.97, m</w:t>
+            </w:r>
+            <w:r>
+              <w:rPr>
+                <w:vertAlign w:val="subscript"/>
+              </w:rPr>
+              <w:t xml:space="preserve">abs</w:t>
+            </w:r>
+            <w:r>
+              <w:t xml:space="preserve"> </w:t>
+            </w:r>
+            <w:r>
+              <w:t xml:space="preserve">= 1.21 μ</w:t>
+            </w:r>
+            <w:r>
+              <w:rPr>
+                <w:vertAlign w:val="subscript"/>
+              </w:rPr>
+              <w:t xml:space="preserve">B</w:t>
+            </w:r>
+            <w:r>
+              <w:t xml:space="preserve">); the PDOS density reproduces the production Fermi energy.</w:t>
+            </w:r>
+          </w:p>
+        </w:tc>
+        <w:tc>
+          <w:tcPr/>
+          <w:p>
+            <w:pPr>
+              <w:pStyle w:val="Compact"/>
+              <w:jc w:val="left"/>
+            </w:pPr>
+            <w:r>
+              <w:t xml:space="preserve">Stated; AUTHOR ACTION removed.</w:t>
+            </w:r>
+          </w:p>
+        </w:tc>
+      </w:tr>
+      <w:tr>
+        <w:tc>
+          <w:tcPr/>
+          <w:p>
+            <w:pPr>
+              <w:pStyle w:val="Compact"/>
+              <w:jc w:val="left"/>
+            </w:pPr>
+            <w:r>
+              <w:t xml:space="preserve">R3-09</w:t>
+            </w:r>
+          </w:p>
+        </w:tc>
+        <w:tc>
+          <w:tcPr/>
+          <w:p>
+            <w:pPr>
+              <w:pStyle w:val="Compact"/>
+              <w:jc w:val="left"/>
+            </w:pPr>
+            <w:r>
+              <w:t xml:space="preserve">minor</w:t>
+            </w:r>
+          </w:p>
+        </w:tc>
+        <w:tc>
+          <w:tcPr/>
+          <w:p>
+            <w:pPr>
+              <w:pStyle w:val="Compact"/>
+              <w:jc w:val="left"/>
+            </w:pPr>
+            <w:r>
+              <w:t xml:space="preserve">§3.7</w:t>
+            </w:r>
+          </w:p>
+        </w:tc>
+        <w:tc>
+          <w:tcPr/>
+          <w:p>
+            <w:pPr>
+              <w:pStyle w:val="Compact"/>
+              <w:jc w:val="left"/>
+            </w:pPr>
+            <w:r>
+              <w:t xml:space="preserve">The Pr_VO D3 offset (0.038 eV, not 0.037) is the from-scratch SCF solution: the D3 run minus its D3 term equals the from-scratch Γ single point to 10</w:t>
+            </w:r>
+            <w:r>
+              <w:rPr>
+                <w:vertAlign w:val="superscript"/>
+              </w:rPr>
+              <w:t xml:space="preserve">−5</w:t>
+            </w:r>
+            <w:r>
+              <w:t xml:space="preserve"> </w:t>
+            </w:r>
+            <w:r>
+              <w:t xml:space="preserve">Ry.</w:t>
+            </w:r>
+          </w:p>
+        </w:tc>
+        <w:tc>
+          <w:tcPr/>
+          <w:p>
+            <w:pPr>
+              <w:pStyle w:val="Compact"/>
+              <w:jc w:val="left"/>
+            </w:pPr>
+            <w:r>
+              <w:t xml:space="preserve">Explained; AUTHOR ACTION removed.</w:t>
+            </w:r>
+          </w:p>
+        </w:tc>
+      </w:tr>
+      <w:tr>
+        <w:tc>
+          <w:tcPr/>
+          <w:p>
+            <w:pPr>
+              <w:pStyle w:val="Compact"/>
+              <w:jc w:val="left"/>
+            </w:pPr>
+            <w:r>
+              <w:t xml:space="preserve">R3-10</w:t>
+            </w:r>
+          </w:p>
+        </w:tc>
+        <w:tc>
+          <w:tcPr/>
+          <w:p>
+            <w:pPr>
+              <w:pStyle w:val="Compact"/>
+              <w:jc w:val="left"/>
+            </w:pPr>
+            <w:r>
+              <w:t xml:space="preserve">major</w:t>
+            </w:r>
+          </w:p>
+        </w:tc>
+        <w:tc>
+          <w:tcPr/>
+          <w:p>
+            <w:pPr>
+              <w:pStyle w:val="Compact"/>
+              <w:jc w:val="left"/>
+            </w:pPr>
+            <w:r>
+              <w:t xml:space="preserve">§3.7, Table S2a</w:t>
+            </w:r>
+          </w:p>
+        </w:tc>
+        <w:tc>
+          <w:tcPr/>
+          <w:p>
+            <w:pPr>
+              <w:pStyle w:val="Compact"/>
+              <w:jc w:val="left"/>
+            </w:pPr>
+            <w:r>
+              <w:t xml:space="preserve">k-mesh sign confirmed: Γ energies lie 22–25 meV/atom below 3×3×2; full 12-run table added; Rb_VO 2×2×2 run confirmed as part of the series.</w:t>
+            </w:r>
+          </w:p>
+        </w:tc>
+        <w:tc>
+          <w:tcPr/>
+          <w:p>
+            <w:pPr>
+              <w:pStyle w:val="Compact"/>
+              <w:jc w:val="left"/>
+            </w:pPr>
+            <w:r>
+              <w:t xml:space="preserve">Table S2a added; three AUTHOR ACTIONs removed.</w:t>
+            </w:r>
+          </w:p>
+        </w:tc>
+      </w:tr>
+      <w:tr>
+        <w:tc>
+          <w:tcPr/>
+          <w:p>
+            <w:pPr>
+              <w:pStyle w:val="Compact"/>
+              <w:jc w:val="left"/>
+            </w:pPr>
+            <w:r>
+              <w:t xml:space="preserve">R3-11</w:t>
+            </w:r>
+          </w:p>
+        </w:tc>
+        <w:tc>
+          <w:tcPr/>
+          <w:p>
+            <w:pPr>
+              <w:pStyle w:val="Compact"/>
+              <w:jc w:val="left"/>
+            </w:pPr>
+            <w:r>
+              <w:t xml:space="preserve">minor</w:t>
+            </w:r>
+          </w:p>
+        </w:tc>
+        <w:tc>
+          <w:tcPr/>
+          <w:p>
+            <w:pPr>
+              <w:pStyle w:val="Compact"/>
+              <w:jc w:val="left"/>
+            </w:pPr>
+            <w:r>
+              <w:t xml:space="preserve">§3.7, Table S1</w:t>
+            </w:r>
+          </w:p>
+        </w:tc>
+        <w:tc>
+          <w:tcPr/>
+          <w:p>
+            <w:pPr>
+              <w:pStyle w:val="Compact"/>
+              <w:jc w:val="left"/>
+            </w:pPr>
+            <w:r>
+              <w:t xml:space="preserve">U-sweep energies and Fermi energies added; with current production energies the steps are smooth (6.1–6.6 eV per 0.5 eV of U); the</w:t>
+            </w:r>
+            <w:r>
+              <w:t xml:space="preserve"> </w:t>
+            </w:r>
+            <w:r>
+              <w:t xml:space="preserve">“</w:t>
+            </w:r>
+            <w:r>
+              <w:t xml:space="preserve">≤0.26 eV</w:t>
+            </w:r>
+            <w:r>
+              <w:t xml:space="preserve">”</w:t>
+            </w:r>
+            <w:r>
+              <w:t xml:space="preserve"> </w:t>
+            </w:r>
+            <w:r>
+              <w:t xml:space="preserve">Fermi-energy statement holds for Pr_VO and Rb_VO but not for the insulating pristine cell, whose printed E</w:t>
+            </w:r>
+            <w:r>
+              <w:rPr>
+                <w:vertAlign w:val="subscript"/>
+              </w:rPr>
+              <w:t xml:space="preserve">F</w:t>
+            </w:r>
+            <w:r>
+              <w:t xml:space="preserve"> </w:t>
+            </w:r>
+            <w:r>
+              <w:t xml:space="preserve">is arbitrary within the gap (7.89 vs 8.24 eV at identical energy).</w:t>
+            </w:r>
+          </w:p>
+        </w:tc>
+        <w:tc>
+          <w:tcPr/>
+          <w:p>
+            <w:pPr>
+              <w:pStyle w:val="Compact"/>
+              <w:jc w:val="left"/>
+            </w:pPr>
+            <w:r>
+              <w:t xml:space="preserve">Text corrected.</w:t>
+            </w:r>
+          </w:p>
+        </w:tc>
+      </w:tr>
+      <w:tr>
+        <w:tc>
+          <w:tcPr/>
+          <w:p>
+            <w:pPr>
+              <w:pStyle w:val="Compact"/>
+              <w:jc w:val="left"/>
+            </w:pPr>
+            <w:r>
+              <w:t xml:space="preserve">R3-12</w:t>
+            </w:r>
+          </w:p>
+        </w:tc>
+        <w:tc>
+          <w:tcPr/>
+          <w:p>
+            <w:pPr>
+              <w:pStyle w:val="Compact"/>
+              <w:jc w:val="left"/>
+            </w:pPr>
+            <w:r>
+              <w:t xml:space="preserve">major</w:t>
+            </w:r>
+          </w:p>
+        </w:tc>
+        <w:tc>
+          <w:tcPr/>
+          <w:p>
+            <w:pPr>
+              <w:pStyle w:val="Compact"/>
+              <w:jc w:val="left"/>
+            </w:pPr>
+            <w:r>
+              <w:t xml:space="preserve">§3.3, Table 3</w:t>
+            </w:r>
+          </w:p>
+        </w:tc>
+        <w:tc>
+          <w:tcPr/>
+          <w:p>
+            <w:pPr>
+              <w:pStyle w:val="Compact"/>
+              <w:jc w:val="left"/>
+            </w:pPr>
+            <w:r>
+              <w:t xml:space="preserve">The 0.281 eV magnetic-trial gap is relative to a logged non-magnetic energy (−4535.09269 Ry); relative to the production energy it is 0.394 eV.</w:t>
+            </w:r>
+          </w:p>
+        </w:tc>
+        <w:tc>
+          <w:tcPr/>
+          <w:p>
+            <w:pPr>
+              <w:pStyle w:val="Compact"/>
+              <w:jc w:val="left"/>
+            </w:pPr>
+            <w:r>
+              <w:t xml:space="preserve">Both values given; ledger runs 24–25.</w:t>
+            </w:r>
+          </w:p>
+        </w:tc>
+      </w:tr>
+      <w:tr>
+        <w:tc>
+          <w:tcPr/>
+          <w:p>
+            <w:pPr>
+              <w:pStyle w:val="Compact"/>
+              <w:jc w:val="left"/>
+            </w:pPr>
+            <w:r>
+              <w:t xml:space="preserve">R3-13</w:t>
+            </w:r>
+          </w:p>
+        </w:tc>
+        <w:tc>
+          <w:tcPr/>
+          <w:p>
+            <w:pPr>
+              <w:pStyle w:val="Compact"/>
+              <w:jc w:val="left"/>
+            </w:pPr>
+            <w:r>
+              <w:t xml:space="preserve">major</w:t>
+            </w:r>
+          </w:p>
+        </w:tc>
+        <w:tc>
+          <w:tcPr/>
+          <w:p>
+            <w:pPr>
+              <w:pStyle w:val="Compact"/>
+              <w:jc w:val="left"/>
+            </w:pPr>
+            <w:r>
+              <w:t xml:space="preserve">§2.6, §5</w:t>
+            </w:r>
+          </w:p>
+        </w:tc>
+        <w:tc>
+          <w:tcPr/>
+          <w:p>
+            <w:pPr>
+              <w:pStyle w:val="Compact"/>
+              <w:jc w:val="left"/>
+            </w:pPr>
+            <w:r>
+              <w:t xml:space="preserve">The run log lists an earlier pristine perfect run as an unrelaxed SCF (F</w:t>
+            </w:r>
+            <w:r>
+              <w:rPr>
+                <w:vertAlign w:val="subscript"/>
+              </w:rPr>
+              <w:t xml:space="preserve">max</w:t>
+            </w:r>
+            <w:r>
+              <w:t xml:space="preserve"> </w:t>
+            </w:r>
+            <w:r>
+              <w:t xml:space="preserve">0.0225 Ry/Bohr); the relaxation status of the production pristine energy is unknown.</w:t>
+            </w:r>
+          </w:p>
+        </w:tc>
+        <w:tc>
+          <w:tcPr/>
+          <w:p>
+            <w:pPr>
+              <w:pStyle w:val="Compact"/>
+              <w:jc w:val="left"/>
+            </w:pPr>
+            <w:r>
+              <w:t xml:space="preserve">Disclosed with consequence; AUTHOR ACTION.</w:t>
+            </w:r>
+          </w:p>
+        </w:tc>
+      </w:tr>
+      <w:tr>
+        <w:tc>
+          <w:tcPr/>
+          <w:p>
+            <w:pPr>
+              <w:pStyle w:val="Compact"/>
+              <w:jc w:val="left"/>
+            </w:pPr>
+            <w:r>
+              <w:t xml:space="preserve">R3-14</w:t>
+            </w:r>
+          </w:p>
+        </w:tc>
+        <w:tc>
+          <w:tcPr/>
+          <w:p>
+            <w:pPr>
+              <w:pStyle w:val="Compact"/>
+              <w:jc w:val="left"/>
+            </w:pPr>
+            <w:r>
+              <w:t xml:space="preserve">minor</w:t>
+            </w:r>
+          </w:p>
+        </w:tc>
+        <w:tc>
+          <w:tcPr/>
+          <w:p>
+            <w:pPr>
+              <w:pStyle w:val="Compact"/>
+              <w:jc w:val="left"/>
+            </w:pPr>
+            <w:r>
+              <w:t xml:space="preserve">Table 3</w:t>
+            </w:r>
+          </w:p>
+        </w:tc>
+        <w:tc>
+          <w:tcPr/>
+          <w:p>
+            <w:pPr>
+              <w:pStyle w:val="Compact"/>
+              <w:jc w:val="left"/>
+            </w:pPr>
+            <w:r>
+              <w:t xml:space="preserve">E</w:t>
+            </w:r>
+            <w:r>
+              <w:rPr>
+                <w:vertAlign w:val="subscript"/>
+              </w:rPr>
+              <w:t xml:space="preserve">F</w:t>
+            </w:r>
+            <w:r>
+              <w:t xml:space="preserve"> </w:t>
+            </w:r>
+            <w:r>
+              <w:t xml:space="preserve">of Pr_perfect (7.40 eV) and Rb_perfect (7.35 eV) from the Phase-3 audit.</w:t>
+            </w:r>
+          </w:p>
+        </w:tc>
+        <w:tc>
+          <w:tcPr/>
+          <w:p>
+            <w:pPr>
+              <w:pStyle w:val="Compact"/>
+              <w:jc w:val="left"/>
+            </w:pPr>
+            <w:r>
+              <w:t xml:space="preserve">Filled.</w:t>
+            </w:r>
+          </w:p>
+        </w:tc>
+      </w:tr>
+      <w:tr>
+        <w:tc>
+          <w:tcPr/>
+          <w:p>
+            <w:pPr>
+              <w:pStyle w:val="Compact"/>
+              <w:jc w:val="left"/>
+            </w:pPr>
+            <w:r>
+              <w:t xml:space="preserve">R3-15</w:t>
+            </w:r>
+          </w:p>
+        </w:tc>
+        <w:tc>
+          <w:tcPr/>
+          <w:p>
+            <w:pPr>
+              <w:pStyle w:val="Compact"/>
+              <w:jc w:val="left"/>
+            </w:pPr>
+            <w:r>
+              <w:t xml:space="preserve">minor</w:t>
+            </w:r>
+          </w:p>
+        </w:tc>
+        <w:tc>
+          <w:tcPr/>
+          <w:p>
+            <w:pPr>
+              <w:pStyle w:val="Compact"/>
+              <w:jc w:val="left"/>
+            </w:pPr>
+            <w:r>
+              <w:t xml:space="preserve">§2.3, Table S4</w:t>
+            </w:r>
+          </w:p>
+        </w:tc>
+        <w:tc>
+          <w:tcPr/>
+          <w:p>
+            <w:pPr>
+              <w:pStyle w:val="Compact"/>
+              <w:jc w:val="left"/>
+            </w:pPr>
+            <w:r>
+              <w:t xml:space="preserve">Production vacancy is an equatorial first-shell oxygen (1.95 Å from the ideal cation site); alternative-site coordinates added; O3 (second first-shell candidate) not computed.</w:t>
+            </w:r>
+          </w:p>
+        </w:tc>
+        <w:tc>
+          <w:tcPr/>
+          <w:p>
+            <w:pPr>
+              <w:pStyle w:val="Compact"/>
+              <w:jc w:val="left"/>
+            </w:pPr>
+            <w:r>
+              <w:t xml:space="preserve">Filled.</w:t>
+            </w:r>
+          </w:p>
+        </w:tc>
+      </w:tr>
+      <w:tr>
+        <w:tc>
+          <w:tcPr/>
+          <w:p>
+            <w:pPr>
+              <w:pStyle w:val="Compact"/>
+              <w:jc w:val="left"/>
+            </w:pPr>
+            <w:r>
+              <w:t xml:space="preserve">R3-16</w:t>
+            </w:r>
+          </w:p>
+        </w:tc>
+        <w:tc>
+          <w:tcPr/>
+          <w:p>
+            <w:pPr>
+              <w:pStyle w:val="Compact"/>
+              <w:jc w:val="left"/>
+            </w:pPr>
+            <w:r>
+              <w:t xml:space="preserve">minor</w:t>
+            </w:r>
+          </w:p>
+        </w:tc>
+        <w:tc>
+          <w:tcPr/>
+          <w:p>
+            <w:pPr>
+              <w:pStyle w:val="Compact"/>
+              <w:jc w:val="left"/>
+            </w:pPr>
+            <w:r>
+              <w:t xml:space="preserve">§2.1, Table S7</w:t>
+            </w:r>
+          </w:p>
+        </w:tc>
+        <w:tc>
+          <w:tcPr/>
+          <w:p>
+            <w:pPr>
+              <w:pStyle w:val="Compact"/>
+              <w:jc w:val="left"/>
+            </w:pPr>
+            <w:r>
+              <w:t xml:space="preserve">pw.x MD5 checksums of the Ti, O and Rb datasets and the projector lists (no Pr-4f, no Rb-d) added.</w:t>
+            </w:r>
+          </w:p>
+        </w:tc>
+        <w:tc>
+          <w:tcPr/>
+          <w:p>
+            <w:pPr>
+              <w:pStyle w:val="Compact"/>
+              <w:jc w:val="left"/>
+            </w:pPr>
+            <w:r>
+              <w:t xml:space="preserve">Filled; Pr checksum outstanding.</w:t>
+            </w:r>
+          </w:p>
+        </w:tc>
+      </w:tr>
+      <w:tr>
+        <w:tc>
+          <w:tcPr/>
+          <w:p>
+            <w:pPr>
+              <w:pStyle w:val="Compact"/>
+              <w:jc w:val="left"/>
+            </w:pPr>
+            <w:r>
+              <w:t xml:space="preserve">R3-17</w:t>
+            </w:r>
+          </w:p>
+        </w:tc>
+        <w:tc>
+          <w:tcPr/>
+          <w:p>
+            <w:pPr>
+              <w:pStyle w:val="Compact"/>
+              <w:jc w:val="left"/>
+            </w:pPr>
+            <w:r>
+              <w:t xml:space="preserve">minor</w:t>
+            </w:r>
+          </w:p>
+        </w:tc>
+        <w:tc>
+          <w:tcPr/>
+          <w:p>
+            <w:pPr>
+              <w:pStyle w:val="Compact"/>
+              <w:jc w:val="left"/>
+            </w:pPr>
+            <w:r>
+              <w:t xml:space="preserve">§2.8</w:t>
+            </w:r>
+          </w:p>
+        </w:tc>
+        <w:tc>
+          <w:tcPr/>
+          <w:p>
+            <w:pPr>
+              <w:pStyle w:val="Compact"/>
+              <w:jc w:val="left"/>
+            </w:pPr>
+            <w:r>
+              <w:t xml:space="preserve">projwfc.x broadening (0.01 Ry), bands (260/226), tetrahedra, energy step and spilling stated.</w:t>
+            </w:r>
+          </w:p>
+        </w:tc>
+        <w:tc>
+          <w:tcPr/>
+          <w:p>
+            <w:pPr>
+              <w:pStyle w:val="Compact"/>
+              <w:jc w:val="left"/>
+            </w:pPr>
+            <w:r>
+              <w:t xml:space="preserve">Filled.</w:t>
+            </w:r>
+          </w:p>
+        </w:tc>
+      </w:tr>
+      <w:tr>
+        <w:tc>
+          <w:tcPr/>
+          <w:p>
+            <w:pPr>
+              <w:pStyle w:val="Compact"/>
+              <w:jc w:val="left"/>
+            </w:pPr>
+            <w:r>
+              <w:t xml:space="preserve">R3-18</w:t>
+            </w:r>
+          </w:p>
+        </w:tc>
+        <w:tc>
+          <w:tcPr/>
+          <w:p>
+            <w:pPr>
+              <w:pStyle w:val="Compact"/>
+              <w:jc w:val="left"/>
+            </w:pPr>
+            <w:r>
+              <w:t xml:space="preserve">minor</w:t>
+            </w:r>
+          </w:p>
+        </w:tc>
+        <w:tc>
+          <w:tcPr/>
+          <w:p>
+            <w:pPr>
+              <w:pStyle w:val="Compact"/>
+              <w:jc w:val="left"/>
+            </w:pPr>
+            <w:r>
+              <w:t xml:space="preserve">refs.py</w:t>
+            </w:r>
+          </w:p>
+        </w:tc>
+        <w:tc>
+          <w:tcPr/>
+          <w:p>
+            <w:pPr>
+              <w:pStyle w:val="Compact"/>
+              <w:jc w:val="left"/>
+            </w:pPr>
+            <w:r>
+              <w:t xml:space="preserve">Vural 2023 vol. 613; Bai 2020 vol. 503; Polliotto pages 49–57; Ahmad first page 2709; Chen 2012 DOI 10.1016/j.physb.2012.01.085; Torres DOI 10.1021/acsomega.1c02761 and Rodríguez-Pineda — all from the first pages of the authors’ PDFs. Mazierski author list flagged incomplete.</w:t>
+            </w:r>
+          </w:p>
+        </w:tc>
+        <w:tc>
+          <w:tcPr/>
+          <w:p>
+            <w:pPr>
+              <w:pStyle w:val="Compact"/>
+              <w:jc w:val="left"/>
+            </w:pPr>
+            <w:r>
+              <w:t xml:space="preserve">Corrected; VERIFY notes added.</w:t>
+            </w:r>
+          </w:p>
+        </w:tc>
+      </w:tr>
+      <w:tr>
+        <w:tc>
+          <w:tcPr/>
+          <w:p>
+            <w:pPr>
+              <w:pStyle w:val="Compact"/>
+              <w:jc w:val="left"/>
+            </w:pPr>
+            <w:r>
+              <w:t xml:space="preserve">R3-19</w:t>
+            </w:r>
+          </w:p>
+        </w:tc>
+        <w:tc>
+          <w:tcPr/>
+          <w:p>
+            <w:pPr>
+              <w:pStyle w:val="Compact"/>
+              <w:jc w:val="left"/>
+            </w:pPr>
+            <w:r>
+              <w:t xml:space="preserve">minor</w:t>
+            </w:r>
+          </w:p>
+        </w:tc>
+        <w:tc>
+          <w:tcPr/>
+          <w:p>
+            <w:pPr>
+              <w:pStyle w:val="Compact"/>
+              <w:jc w:val="left"/>
+            </w:pPr>
+            <w:r>
+              <w:t xml:space="preserve">SI S9, S10</w:t>
+            </w:r>
+          </w:p>
+        </w:tc>
+        <w:tc>
+          <w:tcPr/>
+          <w:p>
+            <w:pPr>
+              <w:pStyle w:val="Compact"/>
+              <w:jc w:val="left"/>
+            </w:pPr>
+            <w:r>
+              <w:t xml:space="preserve">Ledger extended to 46 runs (energy_ledger.csv + check_ledger.py); Table S10 rebuilt as a settings table by run family.</w:t>
+            </w:r>
+          </w:p>
+        </w:tc>
+        <w:tc>
+          <w:tcPr/>
+          <w:p>
+            <w:pPr>
+              <w:pStyle w:val="Compact"/>
+              <w:jc w:val="left"/>
+            </w:pPr>
+            <w:r>
+              <w:t xml:space="preserve">Done.</w:t>
+            </w:r>
+          </w:p>
+        </w:tc>
+      </w:tr>
+    </w:tbl>
     <w:bookmarkEnd w:id="23"/>
+    <w:bookmarkEnd w:id="24"/>
     <w:sectPr/>
   </w:body>
 </w:document>

--- a/DFT_paper_revision/response_to_audit/Editorial_Pass_Log.docx
+++ b/DFT_paper_revision/response_to_audit/Editorial_Pass_Log.docx
@@ -2,7 +2,7 @@
 <file path=word/document.xml><?xml version="1.0" encoding="utf-8"?>
 <w:document xmlns:w="http://schemas.openxmlformats.org/wordprocessingml/2006/main" xmlns:m="http://schemas.openxmlformats.org/officeDocument/2006/math" xmlns:r="http://schemas.openxmlformats.org/officeDocument/2006/relationships" xmlns:o="urn:schemas-microsoft-com:office:office" xmlns:v="urn:schemas-microsoft-com:vml" xmlns:w10="urn:schemas-microsoft-com:office:word" xmlns:a="http://schemas.openxmlformats.org/drawingml/2006/main" xmlns:pic="http://schemas.openxmlformats.org/drawingml/2006/picture" xmlns:wp="http://schemas.openxmlformats.org/drawingml/2006/wordprocessingDrawing">
   <w:body>
-    <w:bookmarkStart w:id="24" w:name="X1b65a3a1b2f930a353daa5760acb4fdbebfc079"/>
+    <w:bookmarkStart w:id="25" w:name="X1b65a3a1b2f930a353daa5760acb4fdbebfc079"/>
     <w:p>
       <w:pPr>
         <w:pStyle w:val="Heading1"/>
@@ -22732,7 +22732,7 @@
     </w:tbl>
     <w:bookmarkEnd w:id="21"/>
     <w:bookmarkEnd w:id="22"/>
-    <w:bookmarkStart w:id="23" w:name="X354703cb1e38ffa2a2402ad6f3aa0ec87e09195"/>
+    <w:bookmarkStart w:id="24" w:name="X354703cb1e38ffa2a2402ad6f3aa0ec87e09195"/>
     <w:p>
       <w:pPr>
         <w:pStyle w:val="Heading2"/>
@@ -24253,8 +24253,712 @@
         </w:tc>
       </w:tr>
     </w:tbl>
+    <w:bookmarkStart w:id="23" w:name="Xe26ab06230b97a7071d7b76b1685c99a20b3a2d"/>
+    <w:p>
+      <w:pPr>
+        <w:pStyle w:val="Heading3"/>
+      </w:pPr>
+      <w:r>
+        <w:t xml:space="preserve">Round 3b: citation claims checked against the authors’ PDFs (Google Drive)</w:t>
+      </w:r>
+    </w:p>
+    <w:tbl>
+      <w:tblPr>
+        <w:tblStyle w:val="Table"/>
+        <w:tblW w:type="pct" w:w="5000"/>
+        <w:tblLook w:firstRow="1" w:lastRow="0" w:firstColumn="0" w:lastColumn="0" w:noHBand="0" w:noVBand="0" w:val="0020"/>
+        <w:jc w:val="start"/>
+      </w:tblPr>
+      <w:tblGrid>
+        <w:gridCol w:w="1980"/>
+        <w:gridCol w:w="1980"/>
+        <w:gridCol w:w="1980"/>
+        <w:gridCol w:w="1980"/>
+      </w:tblGrid>
+      <w:tr>
+        <w:trPr>
+          <w:tblHeader w:val="true"/>
+        </w:trPr>
+        <w:tc>
+          <w:tcPr/>
+          <w:p>
+            <w:pPr>
+              <w:pStyle w:val="Compact"/>
+              <w:jc w:val="left"/>
+            </w:pPr>
+            <w:r>
+              <w:t xml:space="preserve">ID</w:t>
+            </w:r>
+          </w:p>
+        </w:tc>
+        <w:tc>
+          <w:tcPr/>
+          <w:p>
+            <w:pPr>
+              <w:pStyle w:val="Compact"/>
+              <w:jc w:val="left"/>
+            </w:pPr>
+            <w:r>
+              <w:t xml:space="preserve">Reference</w:t>
+            </w:r>
+          </w:p>
+        </w:tc>
+        <w:tc>
+          <w:tcPr/>
+          <w:p>
+            <w:pPr>
+              <w:pStyle w:val="Compact"/>
+              <w:jc w:val="left"/>
+            </w:pPr>
+            <w:r>
+              <w:t xml:space="preserve">Finding</w:t>
+            </w:r>
+          </w:p>
+        </w:tc>
+        <w:tc>
+          <w:tcPr/>
+          <w:p>
+            <w:pPr>
+              <w:pStyle w:val="Compact"/>
+              <w:jc w:val="left"/>
+            </w:pPr>
+            <w:r>
+              <w:t xml:space="preserve">Action</w:t>
+            </w:r>
+          </w:p>
+        </w:tc>
+      </w:tr>
+      <w:tr>
+        <w:tc>
+          <w:tcPr/>
+          <w:p>
+            <w:pPr>
+              <w:pStyle w:val="Compact"/>
+              <w:jc w:val="left"/>
+            </w:pPr>
+            <w:r>
+              <w:t xml:space="preserve">R3-20</w:t>
+            </w:r>
+          </w:p>
+        </w:tc>
+        <w:tc>
+          <w:tcPr/>
+          <w:p>
+            <w:pPr>
+              <w:pStyle w:val="Compact"/>
+              <w:jc w:val="left"/>
+            </w:pPr>
+            <w:r>
+              <w:t xml:space="preserve">Arrigoni &amp; Madsen 2020</w:t>
+            </w:r>
+          </w:p>
+        </w:tc>
+        <w:tc>
+          <w:tcPr/>
+          <w:p>
+            <w:pPr>
+              <w:pStyle w:val="Compact"/>
+              <w:jc w:val="left"/>
+            </w:pPr>
+            <w:r>
+              <w:t xml:space="preserve">Neutral V</w:t>
+            </w:r>
+            <w:r>
+              <w:rPr>
+                <w:vertAlign w:val="subscript"/>
+              </w:rPr>
+              <w:t xml:space="preserve">O</w:t>
+            </w:r>
+            <w:r>
+              <w:t xml:space="preserve"> </w:t>
+            </w:r>
+            <w:r>
+              <w:t xml:space="preserve">energies only in Fig. 5; U = 5.8 eV; Γ-only grid used only for HSE15 (confirmed); ε∞ 5.82 is the experimental in-plane value they tabulate; they find PBE+U agrees</w:t>
+            </w:r>
+            <w:r>
+              <w:t xml:space="preserve"> </w:t>
+            </w:r>
+            <w:r>
+              <w:rPr>
+                <w:iCs/>
+                <w:i/>
+              </w:rPr>
+              <w:t xml:space="preserve">worst</w:t>
+            </w:r>
+            <w:r>
+              <w:t xml:space="preserve"> </w:t>
+            </w:r>
+            <w:r>
+              <w:t xml:space="preserve">with HSE15 (no</w:t>
+            </w:r>
+            <w:r>
+              <w:t xml:space="preserve"> </w:t>
+            </w:r>
+            <w:r>
+              <w:t xml:space="preserve">“</w:t>
+            </w:r>
+            <w:r>
+              <w:t xml:space="preserve">agreement after alignment</w:t>
+            </w:r>
+            <w:r>
+              <w:t xml:space="preserve">”</w:t>
+            </w:r>
+            <w:r>
+              <w:t xml:space="preserve"> </w:t>
+            </w:r>
+            <w:r>
+              <w:t xml:space="preserve">claim may be attributed to them).</w:t>
+            </w:r>
+          </w:p>
+        </w:tc>
+        <w:tc>
+          <w:tcPr/>
+          <w:p>
+            <w:pPr>
+              <w:pStyle w:val="Compact"/>
+              <w:jc w:val="left"/>
+            </w:pPr>
+            <w:r>
+              <w:t xml:space="preserve">§2.4 marker removed; §3.2 numerical comparison withdrawn; Limitation (viii) wording made exact.</w:t>
+            </w:r>
+          </w:p>
+        </w:tc>
+      </w:tr>
+      <w:tr>
+        <w:tc>
+          <w:tcPr/>
+          <w:p>
+            <w:pPr>
+              <w:pStyle w:val="Compact"/>
+              <w:jc w:val="left"/>
+            </w:pPr>
+            <w:r>
+              <w:t xml:space="preserve">R3-21</w:t>
+            </w:r>
+          </w:p>
+        </w:tc>
+        <w:tc>
+          <w:tcPr/>
+          <w:p>
+            <w:pPr>
+              <w:pStyle w:val="Compact"/>
+              <w:jc w:val="left"/>
+            </w:pPr>
+            <w:r>
+              <w:t xml:space="preserve">Boonchun et al. 2016</w:t>
+            </w:r>
+          </w:p>
+        </w:tc>
+        <w:tc>
+          <w:tcPr/>
+          <w:p>
+            <w:pPr>
+              <w:pStyle w:val="Compact"/>
+              <w:jc w:val="left"/>
+            </w:pPr>
+            <w:r>
+              <w:t xml:space="preserve">HSE06, 108-atom cell; neutral V</w:t>
+            </w:r>
+            <w:r>
+              <w:rPr>
+                <w:vertAlign w:val="subscript"/>
+              </w:rPr>
+              <w:t xml:space="preserve">O</w:t>
+            </w:r>
+            <w:r>
+              <w:t xml:space="preserve"> </w:t>
+            </w:r>
+            <w:r>
+              <w:t xml:space="preserve">energy only in Fig. 1.</w:t>
+            </w:r>
+          </w:p>
+        </w:tc>
+        <w:tc>
+          <w:tcPr/>
+          <w:p>
+            <w:pPr>
+              <w:pStyle w:val="Compact"/>
+              <w:jc w:val="left"/>
+            </w:pPr>
+            <w:r>
+              <w:t xml:space="preserve">§3.2 cites it for protocol only; numbers withdrawn.</w:t>
+            </w:r>
+          </w:p>
+        </w:tc>
+      </w:tr>
+      <w:tr>
+        <w:tc>
+          <w:tcPr/>
+          <w:p>
+            <w:pPr>
+              <w:pStyle w:val="Compact"/>
+              <w:jc w:val="left"/>
+            </w:pPr>
+            <w:r>
+              <w:t xml:space="preserve">R3-22</w:t>
+            </w:r>
+          </w:p>
+        </w:tc>
+        <w:tc>
+          <w:tcPr/>
+          <w:p>
+            <w:pPr>
+              <w:pStyle w:val="Compact"/>
+              <w:jc w:val="left"/>
+            </w:pPr>
+            <w:r>
+              <w:t xml:space="preserve">Vural et al. 2023</w:t>
+            </w:r>
+          </w:p>
+        </w:tc>
+        <w:tc>
+          <w:tcPr/>
+          <w:p>
+            <w:pPr>
+              <w:pStyle w:val="Compact"/>
+              <w:jc w:val="left"/>
+            </w:pPr>
+            <w:r>
+              <w:t xml:space="preserve">Pr adsorption on clean anatase (101); oxygen vacancies are not discussed.</w:t>
+            </w:r>
+          </w:p>
+        </w:tc>
+        <w:tc>
+          <w:tcPr/>
+          <w:p>
+            <w:pPr>
+              <w:pStyle w:val="Compact"/>
+              <w:jc w:val="left"/>
+            </w:pPr>
+            <w:r>
+              <w:t xml:space="preserve">Pr–V</w:t>
+            </w:r>
+            <w:r>
+              <w:rPr>
+                <w:vertAlign w:val="subscript"/>
+              </w:rPr>
+              <w:t xml:space="preserve">O</w:t>
+            </w:r>
+            <w:r>
+              <w:t xml:space="preserve"> </w:t>
+            </w:r>
+            <w:r>
+              <w:t xml:space="preserve">association sentence deleted (§4.2); Introduction now says</w:t>
+            </w:r>
+            <w:r>
+              <w:t xml:space="preserve"> </w:t>
+            </w:r>
+            <w:r>
+              <w:t xml:space="preserve">“</w:t>
+            </w:r>
+            <w:r>
+              <w:t xml:space="preserve">adsorbate on the (101) surface</w:t>
+            </w:r>
+            <w:r>
+              <w:t xml:space="preserve">”</w:t>
+            </w:r>
+            <w:r>
+              <w:t xml:space="preserve">.</w:t>
+            </w:r>
+          </w:p>
+        </w:tc>
+      </w:tr>
+      <w:tr>
+        <w:tc>
+          <w:tcPr/>
+          <w:p>
+            <w:pPr>
+              <w:pStyle w:val="Compact"/>
+              <w:jc w:val="left"/>
+            </w:pPr>
+            <w:r>
+              <w:t xml:space="preserve">R3-23</w:t>
+            </w:r>
+          </w:p>
+        </w:tc>
+        <w:tc>
+          <w:tcPr/>
+          <w:p>
+            <w:pPr>
+              <w:pStyle w:val="Compact"/>
+              <w:jc w:val="left"/>
+            </w:pPr>
+            <w:r>
+              <w:t xml:space="preserve">Ahmad et al. 2020</w:t>
+            </w:r>
+          </w:p>
+        </w:tc>
+        <w:tc>
+          <w:tcPr/>
+          <w:p>
+            <w:pPr>
+              <w:pStyle w:val="Compact"/>
+              <w:jc w:val="left"/>
+            </w:pPr>
+            <w:r>
+              <w:t xml:space="preserve">Rutile Gd-doped nanorods; no compensation discussion; pages 2709–2719.</w:t>
+            </w:r>
+          </w:p>
+        </w:tc>
+        <w:tc>
+          <w:tcPr/>
+          <w:p>
+            <w:pPr>
+              <w:pStyle w:val="Compact"/>
+              <w:jc w:val="left"/>
+            </w:pPr>
+            <w:r>
+              <w:t xml:space="preserve">Removed from the Introduction citation; record corrected.</w:t>
+            </w:r>
+          </w:p>
+        </w:tc>
+      </w:tr>
+      <w:tr>
+        <w:tc>
+          <w:tcPr/>
+          <w:p>
+            <w:pPr>
+              <w:pStyle w:val="Compact"/>
+              <w:jc w:val="left"/>
+            </w:pPr>
+            <w:r>
+              <w:t xml:space="preserve">R3-24</w:t>
+            </w:r>
+          </w:p>
+        </w:tc>
+        <w:tc>
+          <w:tcPr/>
+          <w:p>
+            <w:pPr>
+              <w:pStyle w:val="Compact"/>
+              <w:jc w:val="left"/>
+            </w:pPr>
+            <w:r>
+              <w:t xml:space="preserve">Polliotto et al. 2020</w:t>
+            </w:r>
+          </w:p>
+        </w:tc>
+        <w:tc>
+          <w:tcPr/>
+          <w:p>
+            <w:pPr>
+              <w:pStyle w:val="Compact"/>
+              <w:jc w:val="left"/>
+            </w:pPr>
+            <w:r>
+              <w:t xml:space="preserve">Ce-doped ZrTiO</w:t>
+            </w:r>
+            <w:r>
+              <w:rPr>
+                <w:vertAlign w:val="subscript"/>
+              </w:rPr>
+              <w:t xml:space="preserve">4</w:t>
+            </w:r>
+            <w:r>
+              <w:t xml:space="preserve">; hole vs V</w:t>
+            </w:r>
+            <w:r>
+              <w:rPr>
+                <w:vertAlign w:val="subscript"/>
+              </w:rPr>
+              <w:t xml:space="preserve">O</w:t>
+            </w:r>
+            <w:r>
+              <w:t xml:space="preserve"> </w:t>
+            </w:r>
+            <w:r>
+              <w:t xml:space="preserve">compensation considered, EPR indicates V</w:t>
+            </w:r>
+            <w:r>
+              <w:rPr>
+                <w:vertAlign w:val="subscript"/>
+              </w:rPr>
+              <w:t xml:space="preserve">O</w:t>
+            </w:r>
+            <w:r>
+              <w:t xml:space="preserve">; co-author Agnoli missing.</w:t>
+            </w:r>
+          </w:p>
+        </w:tc>
+        <w:tc>
+          <w:tcPr/>
+          <w:p>
+            <w:pPr>
+              <w:pStyle w:val="Compact"/>
+              <w:jc w:val="left"/>
+            </w:pPr>
+            <w:r>
+              <w:t xml:space="preserve">Introduction sentence rewritten to what the paper shows; record corrected.</w:t>
+            </w:r>
+          </w:p>
+        </w:tc>
+      </w:tr>
+      <w:tr>
+        <w:tc>
+          <w:tcPr/>
+          <w:p>
+            <w:pPr>
+              <w:pStyle w:val="Compact"/>
+              <w:jc w:val="left"/>
+            </w:pPr>
+            <w:r>
+              <w:t xml:space="preserve">R3-25</w:t>
+            </w:r>
+          </w:p>
+        </w:tc>
+        <w:tc>
+          <w:tcPr/>
+          <w:p>
+            <w:pPr>
+              <w:pStyle w:val="Compact"/>
+              <w:jc w:val="left"/>
+            </w:pPr>
+            <w:r>
+              <w:t xml:space="preserve">Chen et al. 2012</w:t>
+            </w:r>
+          </w:p>
+        </w:tc>
+        <w:tc>
+          <w:tcPr/>
+          <w:p>
+            <w:pPr>
+              <w:pStyle w:val="Compact"/>
+              <w:jc w:val="left"/>
+            </w:pPr>
+            <w:r>
+              <w:t xml:space="preserve">Ce, Pr, Eu, Gd in anatase, DFT+U (Ti 7.8, Pr 7.0 eV); Pr with V</w:t>
+            </w:r>
+            <w:r>
+              <w:rPr>
+                <w:vertAlign w:val="subscript"/>
+              </w:rPr>
+              <w:t xml:space="preserve">O</w:t>
+            </w:r>
+            <w:r>
+              <w:t xml:space="preserve"> </w:t>
+            </w:r>
+            <w:r>
+              <w:t xml:space="preserve">studied.</w:t>
+            </w:r>
+          </w:p>
+        </w:tc>
+        <w:tc>
+          <w:tcPr/>
+          <w:p>
+            <w:pPr>
+              <w:pStyle w:val="Compact"/>
+              <w:jc w:val="left"/>
+            </w:pPr>
+            <w:r>
+              <w:t xml:space="preserve">Cited for that in the Introduction.</w:t>
+            </w:r>
+          </w:p>
+        </w:tc>
+      </w:tr>
+      <w:tr>
+        <w:tc>
+          <w:tcPr/>
+          <w:p>
+            <w:pPr>
+              <w:pStyle w:val="Compact"/>
+              <w:jc w:val="left"/>
+            </w:pPr>
+            <w:r>
+              <w:t xml:space="preserve">R3-26</w:t>
+            </w:r>
+          </w:p>
+        </w:tc>
+        <w:tc>
+          <w:tcPr/>
+          <w:p>
+            <w:pPr>
+              <w:pStyle w:val="Compact"/>
+              <w:jc w:val="left"/>
+            </w:pPr>
+            <w:r>
+              <w:t xml:space="preserve">Mazierski et al. 2020; Yin et al. 2020</w:t>
+            </w:r>
+          </w:p>
+        </w:tc>
+        <w:tc>
+          <w:tcPr/>
+          <w:p>
+            <w:pPr>
+              <w:pStyle w:val="Compact"/>
+              <w:jc w:val="left"/>
+            </w:pPr>
+            <w:r>
+              <w:t xml:space="preserve">U(Ti-3d) = 3.5 eV confirmed in both; Mazierski author list completed (nine authors); Yin initials as printed.</w:t>
+            </w:r>
+          </w:p>
+        </w:tc>
+        <w:tc>
+          <w:tcPr/>
+          <w:p>
+            <w:pPr>
+              <w:pStyle w:val="Compact"/>
+              <w:jc w:val="left"/>
+            </w:pPr>
+            <w:r>
+              <w:t xml:space="preserve">§2.2 marker narrowed to Deák only; records corrected.</w:t>
+            </w:r>
+          </w:p>
+        </w:tc>
+      </w:tr>
+      <w:tr>
+        <w:tc>
+          <w:tcPr/>
+          <w:p>
+            <w:pPr>
+              <w:pStyle w:val="Compact"/>
+              <w:jc w:val="left"/>
+            </w:pPr>
+            <w:r>
+              <w:t xml:space="preserve">R3-27</w:t>
+            </w:r>
+          </w:p>
+        </w:tc>
+        <w:tc>
+          <w:tcPr/>
+          <w:p>
+            <w:pPr>
+              <w:pStyle w:val="Compact"/>
+              <w:jc w:val="left"/>
+            </w:pPr>
+            <w:r>
+              <w:t xml:space="preserve">Raghav et al. 2020</w:t>
+            </w:r>
+          </w:p>
+        </w:tc>
+        <w:tc>
+          <w:tcPr/>
+          <w:p>
+            <w:pPr>
+              <w:pStyle w:val="Compact"/>
+              <w:jc w:val="left"/>
+            </w:pPr>
+            <w:r>
+              <w:t xml:space="preserve">55 Ry and U = 4.2 eV confirmed (spin-unpolarised calculations).</w:t>
+            </w:r>
+          </w:p>
+        </w:tc>
+        <w:tc>
+          <w:tcPr/>
+          <w:p>
+            <w:pPr>
+              <w:pStyle w:val="Compact"/>
+              <w:jc w:val="left"/>
+            </w:pPr>
+            <w:r>
+              <w:t xml:space="preserve">No change needed.</w:t>
+            </w:r>
+          </w:p>
+        </w:tc>
+      </w:tr>
+      <w:tr>
+        <w:tc>
+          <w:tcPr/>
+          <w:p>
+            <w:pPr>
+              <w:pStyle w:val="Compact"/>
+              <w:jc w:val="left"/>
+            </w:pPr>
+            <w:r>
+              <w:t xml:space="preserve">R3-28</w:t>
+            </w:r>
+          </w:p>
+        </w:tc>
+        <w:tc>
+          <w:tcPr/>
+          <w:p>
+            <w:pPr>
+              <w:pStyle w:val="Compact"/>
+              <w:jc w:val="left"/>
+            </w:pPr>
+            <w:r>
+              <w:t xml:space="preserve">Torres et al. 2021</w:t>
+            </w:r>
+          </w:p>
+        </w:tc>
+        <w:tc>
+          <w:tcPr/>
+          <w:p>
+            <w:pPr>
+              <w:pStyle w:val="Compact"/>
+              <w:jc w:val="left"/>
+            </w:pPr>
+            <w:r>
+              <w:t xml:space="preserve">PBEsol-D3 with U = 3 eV for the defective (001) surface.</w:t>
+            </w:r>
+          </w:p>
+        </w:tc>
+        <w:tc>
+          <w:tcPr/>
+          <w:p>
+            <w:pPr>
+              <w:pStyle w:val="Compact"/>
+              <w:jc w:val="left"/>
+            </w:pPr>
+            <w:r>
+              <w:t xml:space="preserve">§2.8 wording made exact.</w:t>
+            </w:r>
+          </w:p>
+        </w:tc>
+      </w:tr>
+      <w:tr>
+        <w:tc>
+          <w:tcPr/>
+          <w:p>
+            <w:pPr>
+              <w:pStyle w:val="Compact"/>
+              <w:jc w:val="left"/>
+            </w:pPr>
+            <w:r>
+              <w:t xml:space="preserve">R3-29</w:t>
+            </w:r>
+          </w:p>
+        </w:tc>
+        <w:tc>
+          <w:tcPr/>
+          <w:p>
+            <w:pPr>
+              <w:pStyle w:val="Compact"/>
+              <w:jc w:val="left"/>
+            </w:pPr>
+            <w:r>
+              <w:t xml:space="preserve">Bai et al. 2020</w:t>
+            </w:r>
+          </w:p>
+        </w:tc>
+        <w:tc>
+          <w:tcPr/>
+          <w:p>
+            <w:pPr>
+              <w:pStyle w:val="Compact"/>
+              <w:jc w:val="left"/>
+            </w:pPr>
+            <w:r>
+              <w:t xml:space="preserve">Authors Hu, X. and Li, J. missing; volume 503.</w:t>
+            </w:r>
+          </w:p>
+        </w:tc>
+        <w:tc>
+          <w:tcPr/>
+          <w:p>
+            <w:pPr>
+              <w:pStyle w:val="Compact"/>
+              <w:jc w:val="left"/>
+            </w:pPr>
+            <w:r>
+              <w:t xml:space="preserve">Record corrected.</w:t>
+            </w:r>
+          </w:p>
+        </w:tc>
+      </w:tr>
+    </w:tbl>
     <w:bookmarkEnd w:id="23"/>
     <w:bookmarkEnd w:id="24"/>
+    <w:bookmarkEnd w:id="25"/>
     <w:sectPr/>
   </w:body>
 </w:document>

--- a/DFT_paper_revision/response_to_audit/Editorial_Pass_Log.docx
+++ b/DFT_paper_revision/response_to_audit/Editorial_Pass_Log.docx
@@ -2,7 +2,7 @@
 <file path=word/document.xml><?xml version="1.0" encoding="utf-8"?>
 <w:document xmlns:w="http://schemas.openxmlformats.org/wordprocessingml/2006/main" xmlns:m="http://schemas.openxmlformats.org/officeDocument/2006/math" xmlns:r="http://schemas.openxmlformats.org/officeDocument/2006/relationships" xmlns:o="urn:schemas-microsoft-com:office:office" xmlns:v="urn:schemas-microsoft-com:vml" xmlns:w10="urn:schemas-microsoft-com:office:word" xmlns:a="http://schemas.openxmlformats.org/drawingml/2006/main" xmlns:pic="http://schemas.openxmlformats.org/drawingml/2006/picture" xmlns:wp="http://schemas.openxmlformats.org/drawingml/2006/wordprocessingDrawing">
   <w:body>
-    <w:bookmarkStart w:id="25" w:name="X1b65a3a1b2f930a353daa5760acb4fdbebfc079"/>
+    <w:bookmarkStart w:id="26" w:name="X1b65a3a1b2f930a353daa5760acb4fdbebfc079"/>
     <w:p>
       <w:pPr>
         <w:pStyle w:val="Heading1"/>
@@ -22732,7 +22732,7 @@
     </w:tbl>
     <w:bookmarkEnd w:id="21"/>
     <w:bookmarkEnd w:id="22"/>
-    <w:bookmarkStart w:id="24" w:name="X354703cb1e38ffa2a2402ad6f3aa0ec87e09195"/>
+    <w:bookmarkStart w:id="25" w:name="X354703cb1e38ffa2a2402ad6f3aa0ec87e09195"/>
     <w:p>
       <w:pPr>
         <w:pStyle w:val="Heading2"/>
@@ -24957,8 +24957,339 @@
       </w:tr>
     </w:tbl>
     <w:bookmarkEnd w:id="23"/>
+    <w:bookmarkStart w:id="24" w:name="round-3c-remaining-citation-items"/>
+    <w:p>
+      <w:pPr>
+        <w:pStyle w:val="Heading3"/>
+      </w:pPr>
+      <w:r>
+        <w:t xml:space="preserve">Round 3c: remaining citation items</w:t>
+      </w:r>
+    </w:p>
+    <w:tbl>
+      <w:tblPr>
+        <w:tblStyle w:val="Table"/>
+        <w:tblW w:type="pct" w:w="5000"/>
+        <w:tblLook w:firstRow="1" w:lastRow="0" w:firstColumn="0" w:lastColumn="0" w:noHBand="0" w:noVBand="0" w:val="0020"/>
+        <w:jc w:val="start"/>
+      </w:tblPr>
+      <w:tblGrid>
+        <w:gridCol w:w="1980"/>
+        <w:gridCol w:w="1980"/>
+        <w:gridCol w:w="1980"/>
+        <w:gridCol w:w="1980"/>
+      </w:tblGrid>
+      <w:tr>
+        <w:trPr>
+          <w:tblHeader w:val="true"/>
+        </w:trPr>
+        <w:tc>
+          <w:tcPr/>
+          <w:p>
+            <w:pPr>
+              <w:pStyle w:val="Compact"/>
+              <w:jc w:val="left"/>
+            </w:pPr>
+            <w:r>
+              <w:t xml:space="preserve">ID</w:t>
+            </w:r>
+          </w:p>
+        </w:tc>
+        <w:tc>
+          <w:tcPr/>
+          <w:p>
+            <w:pPr>
+              <w:pStyle w:val="Compact"/>
+              <w:jc w:val="left"/>
+            </w:pPr>
+            <w:r>
+              <w:t xml:space="preserve">Reference</w:t>
+            </w:r>
+          </w:p>
+        </w:tc>
+        <w:tc>
+          <w:tcPr/>
+          <w:p>
+            <w:pPr>
+              <w:pStyle w:val="Compact"/>
+              <w:jc w:val="left"/>
+            </w:pPr>
+            <w:r>
+              <w:t xml:space="preserve">Finding</w:t>
+            </w:r>
+          </w:p>
+        </w:tc>
+        <w:tc>
+          <w:tcPr/>
+          <w:p>
+            <w:pPr>
+              <w:pStyle w:val="Compact"/>
+              <w:jc w:val="left"/>
+            </w:pPr>
+            <w:r>
+              <w:t xml:space="preserve">Action</w:t>
+            </w:r>
+          </w:p>
+        </w:tc>
+      </w:tr>
+      <w:tr>
+        <w:tc>
+          <w:tcPr/>
+          <w:p>
+            <w:pPr>
+              <w:pStyle w:val="Compact"/>
+              <w:jc w:val="left"/>
+            </w:pPr>
+            <w:r>
+              <w:t xml:space="preserve">R3-30</w:t>
+            </w:r>
+          </w:p>
+        </w:tc>
+        <w:tc>
+          <w:tcPr/>
+          <w:p>
+            <w:pPr>
+              <w:pStyle w:val="Compact"/>
+              <w:jc w:val="left"/>
+            </w:pPr>
+            <w:r>
+              <w:t xml:space="preserve">Deák et al. 2014</w:t>
+            </w:r>
+          </w:p>
+        </w:tc>
+        <w:tc>
+          <w:tcPr/>
+          <w:p>
+            <w:pPr>
+              <w:pStyle w:val="Compact"/>
+              <w:jc w:val="left"/>
+            </w:pPr>
+            <w:r>
+              <w:t xml:space="preserve">Not in the authors’ library; the U ≈ 3.5 eV statement could not be verified.</w:t>
+            </w:r>
+          </w:p>
+        </w:tc>
+        <w:tc>
+          <w:tcPr/>
+          <w:p>
+            <w:pPr>
+              <w:pStyle w:val="Compact"/>
+              <w:jc w:val="left"/>
+            </w:pPr>
+            <w:r>
+              <w:t xml:space="preserve">Replaced by Orhan &amp; O’Regan 2020 (authors’ 65.pdf, Table II: linear-response U = 3.57 eV, U</w:t>
+            </w:r>
+            <w:r>
+              <w:rPr>
+                <w:vertAlign w:val="subscript"/>
+              </w:rPr>
+              <w:t xml:space="preserve">eff</w:t>
+            </w:r>
+            <w:r>
+              <w:t xml:space="preserve"> </w:t>
+            </w:r>
+            <w:r>
+              <w:t xml:space="preserve">= 3.28 eV for anatase Ti-3d; U</w:t>
+            </w:r>
+            <w:r>
+              <w:rPr>
+                <w:vertAlign w:val="subscript"/>
+              </w:rPr>
+              <w:t xml:space="preserve">eff</w:t>
+            </w:r>
+            <w:r>
+              <w:t xml:space="preserve"> </w:t>
+            </w:r>
+            <w:r>
+              <w:t xml:space="preserve">= 7.66 eV for O-2p, LDA); O-2p value added as a benchmark for the transferred 5.5 eV.</w:t>
+            </w:r>
+          </w:p>
+        </w:tc>
+      </w:tr>
+      <w:tr>
+        <w:tc>
+          <w:tcPr/>
+          <w:p>
+            <w:pPr>
+              <w:pStyle w:val="Compact"/>
+              <w:jc w:val="left"/>
+            </w:pPr>
+            <w:r>
+              <w:t xml:space="preserve">R3-31</w:t>
+            </w:r>
+          </w:p>
+        </w:tc>
+        <w:tc>
+          <w:tcPr/>
+          <w:p>
+            <w:pPr>
+              <w:pStyle w:val="Compact"/>
+              <w:jc w:val="left"/>
+            </w:pPr>
+            <w:r>
+              <w:t xml:space="preserve">Bahmanrokh et al. 2020</w:t>
+            </w:r>
+          </w:p>
+        </w:tc>
+        <w:tc>
+          <w:tcPr/>
+          <w:p>
+            <w:pPr>
+              <w:pStyle w:val="Compact"/>
+              <w:jc w:val="left"/>
+            </w:pPr>
+            <w:r>
+              <w:t xml:space="preserve">Formalism includes ionic (V</w:t>
+            </w:r>
+            <w:r>
+              <w:rPr>
+                <w:vertAlign w:val="subscript"/>
+              </w:rPr>
+              <w:t xml:space="preserve">O</w:t>
+            </w:r>
+            <w:r>
+              <w:t xml:space="preserve">) and electronic (h•, e′, Ti</w:t>
+            </w:r>
+            <w:r>
+              <w:rPr>
+                <w:vertAlign w:val="superscript"/>
+              </w:rPr>
+              <w:t xml:space="preserve">4+</w:t>
+            </w:r>
+            <w:r>
+              <w:t xml:space="preserve">/Ti</w:t>
+            </w:r>
+            <w:r>
+              <w:rPr>
+                <w:vertAlign w:val="superscript"/>
+              </w:rPr>
+              <w:t xml:space="preserve">3+</w:t>
+            </w:r>
+            <w:r>
+              <w:t xml:space="preserve"> </w:t>
+            </w:r>
+            <w:r>
+              <w:t xml:space="preserve">redox) compensation (Table 3). Nine authors.</w:t>
+            </w:r>
+          </w:p>
+        </w:tc>
+        <w:tc>
+          <w:tcPr/>
+          <w:p>
+            <w:pPr>
+              <w:pStyle w:val="Compact"/>
+              <w:jc w:val="left"/>
+            </w:pPr>
+            <w:r>
+              <w:t xml:space="preserve">Marker removed; record completed.</w:t>
+            </w:r>
+          </w:p>
+        </w:tc>
+      </w:tr>
+      <w:tr>
+        <w:tc>
+          <w:tcPr/>
+          <w:p>
+            <w:pPr>
+              <w:pStyle w:val="Compact"/>
+              <w:jc w:val="left"/>
+            </w:pPr>
+            <w:r>
+              <w:t xml:space="preserve">R3-32</w:t>
+            </w:r>
+          </w:p>
+        </w:tc>
+        <w:tc>
+          <w:tcPr/>
+          <w:p>
+            <w:pPr>
+              <w:pStyle w:val="Compact"/>
+              <w:jc w:val="left"/>
+            </w:pPr>
+            <w:r>
+              <w:t xml:space="preserve">Chen et al. 2014</w:t>
+            </w:r>
+          </w:p>
+        </w:tc>
+        <w:tc>
+          <w:tcPr/>
+          <w:p>
+            <w:pPr>
+              <w:pStyle w:val="Compact"/>
+              <w:jc w:val="left"/>
+            </w:pPr>
+            <w:r>
+              <w:t xml:space="preserve">Plain GGA (CASTEP), 12-atom cell, 4f in valence, no U, no compensation discussion.</w:t>
+            </w:r>
+          </w:p>
+        </w:tc>
+        <w:tc>
+          <w:tcPr/>
+          <w:p>
+            <w:pPr>
+              <w:pStyle w:val="Compact"/>
+              <w:jc w:val="left"/>
+            </w:pPr>
+            <w:r>
+              <w:t xml:space="preserve">Described as such; marker removed.</w:t>
+            </w:r>
+          </w:p>
+        </w:tc>
+      </w:tr>
+      <w:tr>
+        <w:tc>
+          <w:tcPr/>
+          <w:p>
+            <w:pPr>
+              <w:pStyle w:val="Compact"/>
+              <w:jc w:val="left"/>
+            </w:pPr>
+            <w:r>
+              <w:t xml:space="preserve">R3-33</w:t>
+            </w:r>
+          </w:p>
+        </w:tc>
+        <w:tc>
+          <w:tcPr/>
+          <w:p>
+            <w:pPr>
+              <w:pStyle w:val="Compact"/>
+              <w:jc w:val="left"/>
+            </w:pPr>
+            <w:r>
+              <w:t xml:space="preserve">Pecunia et al. 2021</w:t>
+            </w:r>
+          </w:p>
+        </w:tc>
+        <w:tc>
+          <w:tcPr/>
+          <w:p>
+            <w:pPr>
+              <w:pStyle w:val="Compact"/>
+              <w:jc w:val="left"/>
+            </w:pPr>
+            <w:r>
+              <w:t xml:space="preserve">Not in the authors’ library; full text not reachable from this environment.</w:t>
+            </w:r>
+          </w:p>
+        </w:tc>
+        <w:tc>
+          <w:tcPr/>
+          <w:p>
+            <w:pPr>
+              <w:pStyle w:val="Compact"/>
+              <w:jc w:val="left"/>
+            </w:pPr>
+            <w:r>
+              <w:t xml:space="preserve">[NEEDS CITATION] kept.</w:t>
+            </w:r>
+          </w:p>
+        </w:tc>
+      </w:tr>
+    </w:tbl>
     <w:bookmarkEnd w:id="24"/>
     <w:bookmarkEnd w:id="25"/>
+    <w:bookmarkEnd w:id="26"/>
     <w:sectPr/>
   </w:body>
 </w:document>

--- a/DFT_paper_revision/response_to_audit/Editorial_Pass_Log.docx
+++ b/DFT_paper_revision/response_to_audit/Editorial_Pass_Log.docx
@@ -2,7 +2,7 @@
 <file path=word/document.xml><?xml version="1.0" encoding="utf-8"?>
 <w:document xmlns:w="http://schemas.openxmlformats.org/wordprocessingml/2006/main" xmlns:m="http://schemas.openxmlformats.org/officeDocument/2006/math" xmlns:r="http://schemas.openxmlformats.org/officeDocument/2006/relationships" xmlns:o="urn:schemas-microsoft-com:office:office" xmlns:v="urn:schemas-microsoft-com:vml" xmlns:w10="urn:schemas-microsoft-com:office:word" xmlns:a="http://schemas.openxmlformats.org/drawingml/2006/main" xmlns:pic="http://schemas.openxmlformats.org/drawingml/2006/picture" xmlns:wp="http://schemas.openxmlformats.org/drawingml/2006/wordprocessingDrawing">
   <w:body>
-    <w:bookmarkStart w:id="26" w:name="X1b65a3a1b2f930a353daa5760acb4fdbebfc079"/>
+    <w:bookmarkStart w:id="27" w:name="X1b65a3a1b2f930a353daa5760acb4fdbebfc079"/>
     <w:p>
       <w:pPr>
         <w:pStyle w:val="Heading1"/>
@@ -22732,7 +22732,7 @@
     </w:tbl>
     <w:bookmarkEnd w:id="21"/>
     <w:bookmarkEnd w:id="22"/>
-    <w:bookmarkStart w:id="25" w:name="X354703cb1e38ffa2a2402ad6f3aa0ec87e09195"/>
+    <w:bookmarkStart w:id="26" w:name="X354703cb1e38ffa2a2402ad6f3aa0ec87e09195"/>
     <w:p>
       <w:pPr>
         <w:pStyle w:val="Heading2"/>
@@ -25288,8 +25288,953 @@
       </w:tr>
     </w:tbl>
     <w:bookmarkEnd w:id="24"/>
+    <w:bookmarkStart w:id="25" w:name="X661650b7a2b4a6508db841846e36a2ec2652dcd"/>
+    <w:p>
+      <w:pPr>
+        <w:pStyle w:val="Heading3"/>
+      </w:pPr>
+      <w:r>
+        <w:t xml:space="preserve">Round 3d: independent adversarial review of the round-3 changes</w:t>
+      </w:r>
+    </w:p>
+    <w:p>
+      <w:pPr>
+        <w:pStyle w:val="FirstParagraph"/>
+      </w:pPr>
+      <w:r>
+        <w:t xml:space="preserve">An independent reviewer recomputed every round-3 number (all reproduced) and raised the points below; each was checked against the raw outputs before acting.</w:t>
+      </w:r>
+    </w:p>
+    <w:tbl>
+      <w:tblPr>
+        <w:tblStyle w:val="Table"/>
+        <w:tblW w:type="pct" w:w="5000"/>
+        <w:tblLook w:firstRow="1" w:lastRow="0" w:firstColumn="0" w:lastColumn="0" w:noHBand="0" w:noVBand="0" w:val="0020"/>
+        <w:jc w:val="start"/>
+      </w:tblPr>
+      <w:tblGrid>
+        <w:gridCol w:w="1980"/>
+        <w:gridCol w:w="1980"/>
+        <w:gridCol w:w="1980"/>
+        <w:gridCol w:w="1980"/>
+      </w:tblGrid>
+      <w:tr>
+        <w:trPr>
+          <w:tblHeader w:val="true"/>
+        </w:trPr>
+        <w:tc>
+          <w:tcPr/>
+          <w:p>
+            <w:pPr>
+              <w:pStyle w:val="Compact"/>
+              <w:jc w:val="left"/>
+            </w:pPr>
+            <w:r>
+              <w:t xml:space="preserve">ID</w:t>
+            </w:r>
+          </w:p>
+        </w:tc>
+        <w:tc>
+          <w:tcPr/>
+          <w:p>
+            <w:pPr>
+              <w:pStyle w:val="Compact"/>
+              <w:jc w:val="left"/>
+            </w:pPr>
+            <w:r>
+              <w:t xml:space="preserve">Severity</w:t>
+            </w:r>
+          </w:p>
+        </w:tc>
+        <w:tc>
+          <w:tcPr/>
+          <w:p>
+            <w:pPr>
+              <w:pStyle w:val="Compact"/>
+              <w:jc w:val="left"/>
+            </w:pPr>
+            <w:r>
+              <w:t xml:space="preserve">Finding</w:t>
+            </w:r>
+          </w:p>
+        </w:tc>
+        <w:tc>
+          <w:tcPr/>
+          <w:p>
+            <w:pPr>
+              <w:pStyle w:val="Compact"/>
+              <w:jc w:val="left"/>
+            </w:pPr>
+            <w:r>
+              <w:t xml:space="preserve">Action</w:t>
+            </w:r>
+          </w:p>
+        </w:tc>
+      </w:tr>
+      <w:tr>
+        <w:tc>
+          <w:tcPr/>
+          <w:p>
+            <w:pPr>
+              <w:pStyle w:val="Compact"/>
+              <w:jc w:val="left"/>
+            </w:pPr>
+            <w:r>
+              <w:t xml:space="preserve">R3-34</w:t>
+            </w:r>
+          </w:p>
+        </w:tc>
+        <w:tc>
+          <w:tcPr/>
+          <w:p>
+            <w:pPr>
+              <w:pStyle w:val="Compact"/>
+              <w:jc w:val="left"/>
+            </w:pPr>
+            <w:r>
+              <w:t xml:space="preserve">major</w:t>
+            </w:r>
+          </w:p>
+        </w:tc>
+        <w:tc>
+          <w:tcPr/>
+          <w:p>
+            <w:pPr>
+              <w:pStyle w:val="Compact"/>
+              <w:jc w:val="left"/>
+            </w:pPr>
+            <w:r>
+              <w:t xml:space="preserve">“</w:t>
+            </w:r>
+            <w:r>
+              <w:t xml:space="preserve">Identical atom ordering</w:t>
+            </w:r>
+            <w:r>
+              <w:t xml:space="preserve">”</w:t>
+            </w:r>
+            <w:r>
+              <w:t xml:space="preserve"> </w:t>
+            </w:r>
+            <w:r>
+              <w:t xml:space="preserve">does not prove the same vacancy in both cells.</w:t>
+            </w:r>
+          </w:p>
+        </w:tc>
+        <w:tc>
+          <w:tcPr/>
+          <w:p>
+            <w:pPr>
+              <w:pStyle w:val="Compact"/>
+              <w:jc w:val="left"/>
+            </w:pPr>
+            <w:r>
+              <w:t xml:space="preserve">Replaced by the Pr_VO Löwdin evidence (four lowest O populations on four of the five remaining first-shell oxygens; Ti2 and Ti26 among the three highest Ti-3d populations), stated as consistent, not proven; the</w:t>
+            </w:r>
+            <w:r>
+              <w:t xml:space="preserve"> </w:t>
+            </w:r>
+            <w:r>
+              <w:t xml:space="preserve">“</w:t>
+            </w:r>
+            <w:r>
+              <w:t xml:space="preserve">O3 not computed</w:t>
+            </w:r>
+            <w:r>
+              <w:t xml:space="preserve">”</w:t>
+            </w:r>
+            <w:r>
+              <w:t xml:space="preserve"> </w:t>
+            </w:r>
+            <w:r>
+              <w:t xml:space="preserve">clause removed.</w:t>
+            </w:r>
+          </w:p>
+        </w:tc>
+      </w:tr>
+      <w:tr>
+        <w:tc>
+          <w:tcPr/>
+          <w:p>
+            <w:pPr>
+              <w:pStyle w:val="Compact"/>
+              <w:jc w:val="left"/>
+            </w:pPr>
+            <w:r>
+              <w:t xml:space="preserve">R3-35</w:t>
+            </w:r>
+          </w:p>
+        </w:tc>
+        <w:tc>
+          <w:tcPr/>
+          <w:p>
+            <w:pPr>
+              <w:pStyle w:val="Compact"/>
+              <w:jc w:val="left"/>
+            </w:pPr>
+            <w:r>
+              <w:t xml:space="preserve">major</w:t>
+            </w:r>
+          </w:p>
+        </w:tc>
+        <w:tc>
+          <w:tcPr/>
+          <w:p>
+            <w:pPr>
+              <w:pStyle w:val="Compact"/>
+              <w:jc w:val="left"/>
+            </w:pPr>
+            <w:r>
+              <w:t xml:space="preserve">The Rb_VO cell kept a mirror plane (2 symmetry operations; verified), so hole states that break it were excluded.</w:t>
+            </w:r>
+          </w:p>
+        </w:tc>
+        <w:tc>
+          <w:tcPr/>
+          <w:p>
+            <w:pPr>
+              <w:pStyle w:val="Compact"/>
+              <w:jc w:val="left"/>
+            </w:pPr>
+            <w:r>
+              <w:t xml:space="preserve">Disclosed in §2.4, §3.6 and Limitation (xiii).</w:t>
+            </w:r>
+          </w:p>
+        </w:tc>
+      </w:tr>
+      <w:tr>
+        <w:tc>
+          <w:tcPr/>
+          <w:p>
+            <w:pPr>
+              <w:pStyle w:val="Compact"/>
+              <w:jc w:val="left"/>
+            </w:pPr>
+            <w:r>
+              <w:t xml:space="preserve">R3-36</w:t>
+            </w:r>
+          </w:p>
+        </w:tc>
+        <w:tc>
+          <w:tcPr/>
+          <w:p>
+            <w:pPr>
+              <w:pStyle w:val="Compact"/>
+              <w:jc w:val="left"/>
+            </w:pPr>
+            <w:r>
+              <w:t xml:space="preserve">major</w:t>
+            </w:r>
+          </w:p>
+        </w:tc>
+        <w:tc>
+          <w:tcPr/>
+          <w:p>
+            <w:pPr>
+              <w:pStyle w:val="Compact"/>
+              <w:jc w:val="left"/>
+            </w:pPr>
+            <w:r>
+              <w:t xml:space="preserve">“</w:t>
+            </w:r>
+            <w:r>
+              <w:t xml:space="preserve">Rb moves 1.27 Å, so relaxation contributes</w:t>
+            </w:r>
+            <w:r>
+              <w:t xml:space="preserve">”</w:t>
+            </w:r>
+            <w:r>
+              <w:t xml:space="preserve"> </w:t>
+            </w:r>
+            <w:r>
+              <w:t xml:space="preserve">overclaims: the displacement is from the ideal site, and no relaxation energy was computed.</w:t>
+            </w:r>
+          </w:p>
+        </w:tc>
+        <w:tc>
+          <w:tcPr/>
+          <w:p>
+            <w:pPr>
+              <w:pStyle w:val="Compact"/>
+              <w:jc w:val="left"/>
+            </w:pPr>
+            <w:r>
+              <w:t xml:space="preserve">Abstract, §3.1, §3.2, §4.1, §4.3, Conclusions, Highlights and cover letter reworded; Rb–O 2.54 Å vs Shannon sum 2.92 Å noted.</w:t>
+            </w:r>
+          </w:p>
+        </w:tc>
+      </w:tr>
+      <w:tr>
+        <w:tc>
+          <w:tcPr/>
+          <w:p>
+            <w:pPr>
+              <w:pStyle w:val="Compact"/>
+              <w:jc w:val="left"/>
+            </w:pPr>
+            <w:r>
+              <w:t xml:space="preserve">R3-37</w:t>
+            </w:r>
+          </w:p>
+        </w:tc>
+        <w:tc>
+          <w:tcPr/>
+          <w:p>
+            <w:pPr>
+              <w:pStyle w:val="Compact"/>
+              <w:jc w:val="left"/>
+            </w:pPr>
+            <w:r>
+              <w:t xml:space="preserve">major</w:t>
+            </w:r>
+          </w:p>
+        </w:tc>
+        <w:tc>
+          <w:tcPr/>
+          <w:p>
+            <w:pPr>
+              <w:pStyle w:val="Compact"/>
+              <w:jc w:val="left"/>
+            </w:pPr>
+            <w:r>
+              <w:t xml:space="preserve">The</w:t>
+            </w:r>
+            <w:r>
+              <w:t xml:space="preserve"> </w:t>
+            </w:r>
+            <w:r>
+              <w:t xml:space="preserve">“</w:t>
+            </w:r>
+            <w:r>
+              <w:t xml:space="preserve">2.4–2.5 eV in both cells</w:t>
+            </w:r>
+            <w:r>
+              <w:t xml:space="preserve">”</w:t>
+            </w:r>
+            <w:r>
+              <w:t xml:space="preserve"> </w:t>
+            </w:r>
+            <w:r>
+              <w:t xml:space="preserve">band separation is broadening-dependent (Rb_VO total DOS gives 2.22 eV).</w:t>
+            </w:r>
+          </w:p>
+        </w:tc>
+        <w:tc>
+          <w:tcPr/>
+          <w:p>
+            <w:pPr>
+              <w:pStyle w:val="Compact"/>
+              <w:jc w:val="left"/>
+            </w:pPr>
+            <w:r>
+              <w:t xml:space="preserve">Replaced by the Rb_VO eigenvalue gap (2.87 eV, majority; verified from the NSCF output) and the Pr_VO PDOS separation (2.46 eV) with its caveat.</w:t>
+            </w:r>
+          </w:p>
+        </w:tc>
+      </w:tr>
+      <w:tr>
+        <w:tc>
+          <w:tcPr/>
+          <w:p>
+            <w:pPr>
+              <w:pStyle w:val="Compact"/>
+              <w:jc w:val="left"/>
+            </w:pPr>
+            <w:r>
+              <w:t xml:space="preserve">R3-38</w:t>
+            </w:r>
+          </w:p>
+        </w:tc>
+        <w:tc>
+          <w:tcPr/>
+          <w:p>
+            <w:pPr>
+              <w:pStyle w:val="Compact"/>
+              <w:jc w:val="left"/>
+            </w:pPr>
+            <w:r>
+              <w:t xml:space="preserve">major</w:t>
+            </w:r>
+          </w:p>
+        </w:tc>
+        <w:tc>
+          <w:tcPr/>
+          <w:p>
+            <w:pPr>
+              <w:pStyle w:val="Compact"/>
+              <w:jc w:val="left"/>
+            </w:pPr>
+            <w:r>
+              <w:t xml:space="preserve">“</w:t>
+            </w:r>
+            <w:r>
+              <w:t xml:space="preserve">Production solution with the spins interchanged</w:t>
+            </w:r>
+            <w:r>
+              <w:t xml:space="preserve">”</w:t>
+            </w:r>
+            <w:r>
+              <w:t xml:space="preserve"> </w:t>
+            </w:r>
+            <w:r>
+              <w:t xml:space="preserve">not established.</w:t>
+            </w:r>
+          </w:p>
+        </w:tc>
+        <w:tc>
+          <w:tcPr/>
+          <w:p>
+            <w:pPr>
+              <w:pStyle w:val="Compact"/>
+              <w:jc w:val="left"/>
+            </w:pPr>
+            <w:r>
+              <w:t xml:space="preserve">Softened: Figure 4 taken to represent both near-degenerate solutions; AUTHOR ACTION for E</w:t>
+            </w:r>
+            <w:r>
+              <w:rPr>
+                <w:vertAlign w:val="subscript"/>
+              </w:rPr>
+              <w:t xml:space="preserve">tot</w:t>
+            </w:r>
+            <w:r>
+              <w:t xml:space="preserve">, m, m</w:t>
+            </w:r>
+            <w:r>
+              <w:rPr>
+                <w:vertAlign w:val="subscript"/>
+              </w:rPr>
+              <w:t xml:space="preserve">abs</w:t>
+            </w:r>
+            <w:r>
+              <w:t xml:space="preserve"> </w:t>
+            </w:r>
+            <w:r>
+              <w:t xml:space="preserve">of the PDOS SCF. Degauss of production runs marked</w:t>
+            </w:r>
+            <w:r>
+              <w:t xml:space="preserve"> </w:t>
+            </w:r>
+            <w:r>
+              <w:t xml:space="preserve">“</w:t>
+            </w:r>
+            <w:r>
+              <w:t xml:space="preserve">not established</w:t>
+            </w:r>
+            <w:r>
+              <w:t xml:space="preserve">”</w:t>
+            </w:r>
+            <w:r>
+              <w:t xml:space="preserve"> </w:t>
+            </w:r>
+            <w:r>
+              <w:t xml:space="preserve">(the 0.01 Ry PDOS SCF reproduces the production E</w:t>
+            </w:r>
+            <w:r>
+              <w:rPr>
+                <w:vertAlign w:val="subscript"/>
+              </w:rPr>
+              <w:t xml:space="preserve">F</w:t>
+            </w:r>
+            <w:r>
+              <w:t xml:space="preserve">).</w:t>
+            </w:r>
+          </w:p>
+        </w:tc>
+      </w:tr>
+      <w:tr>
+        <w:tc>
+          <w:tcPr/>
+          <w:p>
+            <w:pPr>
+              <w:pStyle w:val="Compact"/>
+              <w:jc w:val="left"/>
+            </w:pPr>
+            <w:r>
+              <w:t xml:space="preserve">R3-39</w:t>
+            </w:r>
+          </w:p>
+        </w:tc>
+        <w:tc>
+          <w:tcPr/>
+          <w:p>
+            <w:pPr>
+              <w:pStyle w:val="Compact"/>
+              <w:jc w:val="left"/>
+            </w:pPr>
+            <w:r>
+              <w:t xml:space="preserve">major</w:t>
+            </w:r>
+          </w:p>
+        </w:tc>
+        <w:tc>
+          <w:tcPr/>
+          <w:p>
+            <w:pPr>
+              <w:pStyle w:val="Compact"/>
+              <w:jc w:val="left"/>
+            </w:pPr>
+            <w:r>
+              <w:t xml:space="preserve">Pr_VO equal spin channels / zero Löwdin moments are by construction from the m = 0 density.</w:t>
+            </w:r>
+          </w:p>
+        </w:tc>
+        <w:tc>
+          <w:tcPr/>
+          <w:p>
+            <w:pPr>
+              <w:pStyle w:val="Compact"/>
+              <w:jc w:val="left"/>
+            </w:pPr>
+            <w:r>
+              <w:t xml:space="preserve">Stated as such; no longer offered as evidence.</w:t>
+            </w:r>
+          </w:p>
+        </w:tc>
+      </w:tr>
+      <w:tr>
+        <w:tc>
+          <w:tcPr/>
+          <w:p>
+            <w:pPr>
+              <w:pStyle w:val="Compact"/>
+              <w:jc w:val="left"/>
+            </w:pPr>
+            <w:r>
+              <w:t xml:space="preserve">R3-40</w:t>
+            </w:r>
+          </w:p>
+        </w:tc>
+        <w:tc>
+          <w:tcPr/>
+          <w:p>
+            <w:pPr>
+              <w:pStyle w:val="Compact"/>
+              <w:jc w:val="left"/>
+            </w:pPr>
+            <w:r>
+              <w:t xml:space="preserve">major</w:t>
+            </w:r>
+          </w:p>
+        </w:tc>
+        <w:tc>
+          <w:tcPr/>
+          <w:p>
+            <w:pPr>
+              <w:pStyle w:val="Compact"/>
+              <w:jc w:val="left"/>
+            </w:pPr>
+            <w:r>
+              <w:t xml:space="preserve">Figure 1 drew Ti26 at the wrong periodic image (vacancy appeared to have one Ti neighbour); arrow threshold not stated.</w:t>
+            </w:r>
+          </w:p>
+        </w:tc>
+        <w:tc>
+          <w:tcPr/>
+          <w:p>
+            <w:pPr>
+              <w:pStyle w:val="Compact"/>
+              <w:jc w:val="left"/>
+            </w:pPr>
+            <w:r>
+              <w:t xml:space="preserve">Image choice now made on ideal coordinates about the dopant–vacancy midpoint; caption states the 0.2 Å threshold.</w:t>
+            </w:r>
+          </w:p>
+        </w:tc>
+      </w:tr>
+      <w:tr>
+        <w:tc>
+          <w:tcPr/>
+          <w:p>
+            <w:pPr>
+              <w:pStyle w:val="Compact"/>
+              <w:jc w:val="left"/>
+            </w:pPr>
+            <w:r>
+              <w:t xml:space="preserve">R3-41</w:t>
+            </w:r>
+          </w:p>
+        </w:tc>
+        <w:tc>
+          <w:tcPr/>
+          <w:p>
+            <w:pPr>
+              <w:pStyle w:val="Compact"/>
+              <w:jc w:val="left"/>
+            </w:pPr>
+            <w:r>
+              <w:t xml:space="preserve">minor</w:t>
+            </w:r>
+          </w:p>
+        </w:tc>
+        <w:tc>
+          <w:tcPr/>
+          <w:p>
+            <w:pPr>
+              <w:pStyle w:val="Compact"/>
+              <w:jc w:val="left"/>
+            </w:pPr>
+            <w:r>
+              <w:t xml:space="preserve">Löwdin Ti polarisation accounts for essentially all of the m</w:t>
+            </w:r>
+            <w:r>
+              <w:rPr>
+                <w:vertAlign w:val="subscript"/>
+              </w:rPr>
+              <w:t xml:space="preserve">abs</w:t>
+            </w:r>
+            <w:r>
+              <w:t xml:space="preserve"> </w:t>
+            </w:r>
+            <w:r>
+              <w:t xml:space="preserve">−</w:t>
+            </w:r>
+          </w:p>
+        </w:tc>
+        <w:tc>
+          <w:tcPr/>
+          <w:p>
+            <w:pPr>
+              <w:pStyle w:val="Compact"/>
+              <w:jc w:val="left"/>
+            </w:pPr>
+            <w:r>
+              <w:t xml:space="preserve">m</w:t>
+            </w:r>
+          </w:p>
+        </w:tc>
+      </w:tr>
+      <w:tr>
+        <w:tc>
+          <w:tcPr/>
+          <w:p>
+            <w:pPr>
+              <w:pStyle w:val="Compact"/>
+              <w:jc w:val="left"/>
+            </w:pPr>
+            <w:r>
+              <w:t xml:space="preserve">R3-42</w:t>
+            </w:r>
+          </w:p>
+        </w:tc>
+        <w:tc>
+          <w:tcPr/>
+          <w:p>
+            <w:pPr>
+              <w:pStyle w:val="Compact"/>
+              <w:jc w:val="left"/>
+            </w:pPr>
+            <w:r>
+              <w:t xml:space="preserve">minor</w:t>
+            </w:r>
+          </w:p>
+        </w:tc>
+        <w:tc>
+          <w:tcPr/>
+          <w:p>
+            <w:pPr>
+              <w:pStyle w:val="Compact"/>
+              <w:jc w:val="left"/>
+            </w:pPr>
+            <w:r>
+              <w:t xml:space="preserve">The 0.038 eV from-scratch offset equals ΔΔE; D3 offset origin unproven.</w:t>
+            </w:r>
+          </w:p>
+        </w:tc>
+        <w:tc>
+          <w:tcPr/>
+          <w:p>
+            <w:pPr>
+              <w:pStyle w:val="Compact"/>
+              <w:jc w:val="left"/>
+            </w:pPr>
+            <w:r>
+              <w:t xml:space="preserve">Both stated.</w:t>
+            </w:r>
+          </w:p>
+        </w:tc>
+      </w:tr>
+      <w:tr>
+        <w:tc>
+          <w:tcPr/>
+          <w:p>
+            <w:pPr>
+              <w:pStyle w:val="Compact"/>
+              <w:jc w:val="left"/>
+            </w:pPr>
+            <w:r>
+              <w:t xml:space="preserve">R3-43</w:t>
+            </w:r>
+          </w:p>
+        </w:tc>
+        <w:tc>
+          <w:tcPr/>
+          <w:p>
+            <w:pPr>
+              <w:pStyle w:val="Compact"/>
+              <w:jc w:val="left"/>
+            </w:pPr>
+            <w:r>
+              <w:t xml:space="preserve">minor</w:t>
+            </w:r>
+          </w:p>
+        </w:tc>
+        <w:tc>
+          <w:tcPr/>
+          <w:p>
+            <w:pPr>
+              <w:pStyle w:val="Compact"/>
+              <w:jc w:val="left"/>
+            </w:pPr>
+            <w:r>
+              <w:t xml:space="preserve">Broadened state counts (0.70, 0.79) are broadening-dependent; the hole is one band 0.04–0.13 eV above E</w:t>
+            </w:r>
+            <w:r>
+              <w:rPr>
+                <w:vertAlign w:val="subscript"/>
+              </w:rPr>
+              <w:t xml:space="preserve">F</w:t>
+            </w:r>
+            <w:r>
+              <w:t xml:space="preserve"> </w:t>
+            </w:r>
+            <w:r>
+              <w:t xml:space="preserve">(verified).</w:t>
+            </w:r>
+          </w:p>
+        </w:tc>
+        <w:tc>
+          <w:tcPr/>
+          <w:p>
+            <w:pPr>
+              <w:pStyle w:val="Compact"/>
+              <w:jc w:val="left"/>
+            </w:pPr>
+            <w:r>
+              <w:t xml:space="preserve">Stated in text and caption.</w:t>
+            </w:r>
+          </w:p>
+        </w:tc>
+      </w:tr>
+      <w:tr>
+        <w:tc>
+          <w:tcPr/>
+          <w:p>
+            <w:pPr>
+              <w:pStyle w:val="Compact"/>
+              <w:jc w:val="left"/>
+            </w:pPr>
+            <w:r>
+              <w:t xml:space="preserve">R3-44</w:t>
+            </w:r>
+          </w:p>
+        </w:tc>
+        <w:tc>
+          <w:tcPr/>
+          <w:p>
+            <w:pPr>
+              <w:pStyle w:val="Compact"/>
+              <w:jc w:val="left"/>
+            </w:pPr>
+            <w:r>
+              <w:t xml:space="preserve">minor</w:t>
+            </w:r>
+          </w:p>
+        </w:tc>
+        <w:tc>
+          <w:tcPr/>
+          <w:p>
+            <w:pPr>
+              <w:pStyle w:val="Compact"/>
+              <w:jc w:val="left"/>
+            </w:pPr>
+            <w:r>
+              <w:t xml:space="preserve">NSCF reported 33–37 unconverged eigenvalues per k-point (verified).</w:t>
+            </w:r>
+          </w:p>
+        </w:tc>
+        <w:tc>
+          <w:tcPr/>
+          <w:p>
+            <w:pPr>
+              <w:pStyle w:val="Compact"/>
+              <w:jc w:val="left"/>
+            </w:pPr>
+            <w:r>
+              <w:t xml:space="preserve">Disclosed; AUTHOR ACTION to repeat with diago_full_acc.</w:t>
+            </w:r>
+          </w:p>
+        </w:tc>
+      </w:tr>
+      <w:tr>
+        <w:tc>
+          <w:tcPr/>
+          <w:p>
+            <w:pPr>
+              <w:pStyle w:val="Compact"/>
+              <w:jc w:val="left"/>
+            </w:pPr>
+            <w:r>
+              <w:t xml:space="preserve">R3-45</w:t>
+            </w:r>
+          </w:p>
+        </w:tc>
+        <w:tc>
+          <w:tcPr/>
+          <w:p>
+            <w:pPr>
+              <w:pStyle w:val="Compact"/>
+              <w:jc w:val="left"/>
+            </w:pPr>
+            <w:r>
+              <w:t xml:space="preserve">minor</w:t>
+            </w:r>
+          </w:p>
+        </w:tc>
+        <w:tc>
+          <w:tcPr/>
+          <w:p>
+            <w:pPr>
+              <w:pStyle w:val="Compact"/>
+              <w:jc w:val="left"/>
+            </w:pPr>
+            <w:r>
+              <w:t xml:space="preserve">“</w:t>
+            </w:r>
+            <w:r>
+              <w:t xml:space="preserve">O17</w:t>
+            </w:r>
+            <w:r>
+              <w:t xml:space="preserve">”</w:t>
+            </w:r>
+            <w:r>
+              <w:t xml:space="preserve"> </w:t>
+            </w:r>
+            <w:r>
+              <w:t xml:space="preserve">used for two different atoms.</w:t>
+            </w:r>
+          </w:p>
+        </w:tc>
+        <w:tc>
+          <w:tcPr/>
+          <w:p>
+            <w:pPr>
+              <w:pStyle w:val="Compact"/>
+              <w:jc w:val="left"/>
+            </w:pPr>
+            <w:r>
+              <w:t xml:space="preserve">Alternative sites renamed</w:t>
+            </w:r>
+            <w:r>
+              <w:t xml:space="preserve"> </w:t>
+            </w:r>
+            <w:r>
+              <w:t xml:space="preserve">“</w:t>
+            </w:r>
+            <w:r>
+              <w:t xml:space="preserve">site 1/7/17 of the orchestration input</w:t>
+            </w:r>
+            <w:r>
+              <w:t xml:space="preserve">”</w:t>
+            </w:r>
+            <w:r>
+              <w:t xml:space="preserve">.</w:t>
+            </w:r>
+          </w:p>
+        </w:tc>
+      </w:tr>
+      <w:tr>
+        <w:tc>
+          <w:tcPr/>
+          <w:p>
+            <w:pPr>
+              <w:pStyle w:val="Compact"/>
+              <w:jc w:val="left"/>
+            </w:pPr>
+            <w:r>
+              <w:t xml:space="preserve">R3-46</w:t>
+            </w:r>
+          </w:p>
+        </w:tc>
+        <w:tc>
+          <w:tcPr/>
+          <w:p>
+            <w:pPr>
+              <w:pStyle w:val="Compact"/>
+              <w:jc w:val="left"/>
+            </w:pPr>
+            <w:r>
+              <w:t xml:space="preserve">minor</w:t>
+            </w:r>
+          </w:p>
+        </w:tc>
+        <w:tc>
+          <w:tcPr/>
+          <w:p>
+            <w:pPr>
+              <w:pStyle w:val="Compact"/>
+              <w:jc w:val="left"/>
+            </w:pPr>
+            <w:r>
+              <w:t xml:space="preserve">Small numbers: O8–vacancy 3.39 Å; Rb E</w:t>
+            </w:r>
+            <w:r>
+              <w:rPr>
+                <w:vertAlign w:val="subscript"/>
+              </w:rPr>
+              <w:t xml:space="preserve">F</w:t>
+            </w:r>
+            <w:r>
+              <w:t xml:space="preserve"> </w:t>
+            </w:r>
+            <w:r>
+              <w:t xml:space="preserve">shift −0.75 eV; Table S2a pristine offset; ledger run cross-references; Table S1 footnote; SI table order; Table S9 footnote b; stale Bader marker; revision note; Table S4 note;</w:t>
+            </w:r>
+            <w:r>
+              <w:t xml:space="preserve"> </w:t>
+            </w:r>
+            <w:r>
+              <w:t xml:space="preserve">“</w:t>
+            </w:r>
+            <w:r>
+              <w:t xml:space="preserve">Ti</w:t>
+            </w:r>
+            <w:r>
+              <w:rPr>
+                <w:vertAlign w:val="superscript"/>
+              </w:rPr>
+              <w:t xml:space="preserve">3+</w:t>
+            </w:r>
+            <w:r>
+              <w:t xml:space="preserve"> </w:t>
+            </w:r>
+            <w:r>
+              <w:t xml:space="preserve">character</w:t>
+            </w:r>
+            <w:r>
+              <w:t xml:space="preserve">”</w:t>
+            </w:r>
+            <w:r>
+              <w:t xml:space="preserve">; Torres wording; Limitation (v); pw.x condition wording; Introduction Chen sentence; grammar.</w:t>
+            </w:r>
+          </w:p>
+        </w:tc>
+        <w:tc>
+          <w:tcPr/>
+          <w:p>
+            <w:pPr>
+              <w:pStyle w:val="Compact"/>
+              <w:jc w:val="left"/>
+            </w:pPr>
+            <w:r>
+              <w:t xml:space="preserve">All corrected.</w:t>
+            </w:r>
+          </w:p>
+        </w:tc>
+      </w:tr>
+    </w:tbl>
     <w:bookmarkEnd w:id="25"/>
     <w:bookmarkEnd w:id="26"/>
+    <w:bookmarkEnd w:id="27"/>
     <w:sectPr/>
   </w:body>
 </w:document>

--- a/DFT_paper_revision/response_to_audit/Editorial_Pass_Log.docx
+++ b/DFT_paper_revision/response_to_audit/Editorial_Pass_Log.docx
@@ -2,7 +2,7 @@
 <file path=word/document.xml><?xml version="1.0" encoding="utf-8"?>
 <w:document xmlns:w="http://schemas.openxmlformats.org/wordprocessingml/2006/main" xmlns:m="http://schemas.openxmlformats.org/officeDocument/2006/math" xmlns:r="http://schemas.openxmlformats.org/officeDocument/2006/relationships" xmlns:o="urn:schemas-microsoft-com:office:office" xmlns:v="urn:schemas-microsoft-com:vml" xmlns:w10="urn:schemas-microsoft-com:office:word" xmlns:a="http://schemas.openxmlformats.org/drawingml/2006/main" xmlns:pic="http://schemas.openxmlformats.org/drawingml/2006/picture" xmlns:wp="http://schemas.openxmlformats.org/drawingml/2006/wordprocessingDrawing">
   <w:body>
-    <w:bookmarkStart w:id="27" w:name="X1b65a3a1b2f930a353daa5760acb4fdbebfc079"/>
+    <w:bookmarkStart w:id="28" w:name="X1b65a3a1b2f930a353daa5760acb4fdbebfc079"/>
     <w:p>
       <w:pPr>
         <w:pStyle w:val="Heading1"/>
@@ -26234,7 +26234,673 @@
     </w:tbl>
     <w:bookmarkEnd w:id="25"/>
     <w:bookmarkEnd w:id="26"/>
+    <w:bookmarkStart w:id="27" w:name="X09c9e44968ee40efa3ac33bdebdef5ecde8083f"/>
+    <w:p>
+      <w:pPr>
+        <w:pStyle w:val="Heading2"/>
+      </w:pPr>
+      <w:r>
+        <w:t xml:space="preserve">Round 4: automated pre-submission review (paperreview.ai, 4 October 2026)</w:t>
+      </w:r>
+    </w:p>
+    <w:p>
+      <w:pPr>
+        <w:pStyle w:val="FirstParagraph"/>
+      </w:pPr>
+      <w:r>
+        <w:t xml:space="preserve">The authors obtained an automated review of v4. Each point is answered in</w:t>
+      </w:r>
+      <w:r>
+        <w:t xml:space="preserve"> </w:t>
+      </w:r>
+      <w:r>
+        <w:rPr>
+          <w:rStyle w:val="VerbatimChar"/>
+        </w:rPr>
+        <w:t xml:space="preserve">Response_to_AI_PreSubmission_Review.md</w:t>
+      </w:r>
+      <w:r>
+        <w:t xml:space="preserve">. The changes to the manuscript, SI and package are logged here.</w:t>
+      </w:r>
+    </w:p>
+    <w:tbl>
+      <w:tblPr>
+        <w:tblStyle w:val="Table"/>
+        <w:tblW w:type="pct" w:w="5000"/>
+        <w:tblLook w:firstRow="1" w:lastRow="0" w:firstColumn="0" w:lastColumn="0" w:noHBand="0" w:noVBand="0" w:val="0020"/>
+        <w:jc w:val="start"/>
+      </w:tblPr>
+      <w:tblGrid>
+        <w:gridCol w:w="2640"/>
+        <w:gridCol w:w="2640"/>
+        <w:gridCol w:w="2640"/>
+      </w:tblGrid>
+      <w:tr>
+        <w:trPr>
+          <w:tblHeader w:val="true"/>
+        </w:trPr>
+        <w:tc>
+          <w:tcPr/>
+          <w:p>
+            <w:pPr>
+              <w:pStyle w:val="Compact"/>
+              <w:jc w:val="left"/>
+            </w:pPr>
+            <w:r>
+              <w:t xml:space="preserve">ID</w:t>
+            </w:r>
+          </w:p>
+        </w:tc>
+        <w:tc>
+          <w:tcPr/>
+          <w:p>
+            <w:pPr>
+              <w:pStyle w:val="Compact"/>
+              <w:jc w:val="left"/>
+            </w:pPr>
+            <w:r>
+              <w:t xml:space="preserve">Review item</w:t>
+            </w:r>
+          </w:p>
+        </w:tc>
+        <w:tc>
+          <w:tcPr/>
+          <w:p>
+            <w:pPr>
+              <w:pStyle w:val="Compact"/>
+              <w:jc w:val="left"/>
+            </w:pPr>
+            <w:r>
+              <w:t xml:space="preserve">Action</w:t>
+            </w:r>
+          </w:p>
+        </w:tc>
+      </w:tr>
+      <w:tr>
+        <w:tc>
+          <w:tcPr/>
+          <w:p>
+            <w:pPr>
+              <w:pStyle w:val="Compact"/>
+              <w:jc w:val="left"/>
+            </w:pPr>
+            <w:r>
+              <w:t xml:space="preserve">R4-01</w:t>
+            </w:r>
+          </w:p>
+        </w:tc>
+        <w:tc>
+          <w:tcPr/>
+          <w:p>
+            <w:pPr>
+              <w:pStyle w:val="Compact"/>
+              <w:jc w:val="left"/>
+            </w:pPr>
+            <w:r>
+              <w:t xml:space="preserve">W3, Q4: U(O-2p) uncalibrated; PWL route not mentioned</w:t>
+            </w:r>
+          </w:p>
+        </w:tc>
+        <w:tc>
+          <w:tcPr/>
+          <w:p>
+            <w:pPr>
+              <w:pStyle w:val="Compact"/>
+              <w:jc w:val="left"/>
+            </w:pPr>
+            <w:r>
+              <w:t xml:space="preserve">§2.2 cites Falletta &amp; Pasquarello 2022 (arXiv:2209.11341) for U from piecewise linearity on polaronic states and states that no such calibration was done. Linear-response hp.x inputs prepared (</w:t>
+            </w:r>
+            <w:r>
+              <w:rPr>
+                <w:rStyle w:val="VerbatimChar"/>
+              </w:rPr>
+              <w:t xml:space="preserve">revision_calculations/</w:t>
+            </w:r>
+            <w:r>
+              <w:t xml:space="preserve">, job 9).</w:t>
+            </w:r>
+          </w:p>
+        </w:tc>
+      </w:tr>
+      <w:tr>
+        <w:tc>
+          <w:tcPr/>
+          <w:p>
+            <w:pPr>
+              <w:pStyle w:val="Compact"/>
+              <w:jc w:val="left"/>
+            </w:pPr>
+            <w:r>
+              <w:t xml:space="preserve">R4-02</w:t>
+            </w:r>
+          </w:p>
+        </w:tc>
+        <w:tc>
+          <w:tcPr/>
+          <w:p>
+            <w:pPr>
+              <w:pStyle w:val="Compact"/>
+              <w:jc w:val="left"/>
+            </w:pPr>
+            <w:r>
+              <w:t xml:space="preserve">Detailed comments: pristine V</w:t>
+            </w:r>
+            <w:r>
+              <w:rPr>
+                <w:vertAlign w:val="subscript"/>
+              </w:rPr>
+              <w:t xml:space="preserve">O</w:t>
+            </w:r>
+            <w:r>
+              <w:t xml:space="preserve"> </w:t>
+            </w:r>
+            <w:r>
+              <w:t xml:space="preserve">non-magnetic vs high-level theory</w:t>
+            </w:r>
+          </w:p>
+        </w:tc>
+        <w:tc>
+          <w:tcPr/>
+          <w:p>
+            <w:pPr>
+              <w:pStyle w:val="Compact"/>
+              <w:jc w:val="left"/>
+            </w:pPr>
+            <w:r>
+              <w:t xml:space="preserve">§3.3 cites Chen et al. 2020 (arXiv:2011.03269): embedded coupled-cluster puts the triplet 1.4 eV above a closed-shell colour-centre singlet.</w:t>
+            </w:r>
+          </w:p>
+        </w:tc>
+      </w:tr>
+      <w:tr>
+        <w:tc>
+          <w:tcPr/>
+          <w:p>
+            <w:pPr>
+              <w:pStyle w:val="Compact"/>
+              <w:jc w:val="left"/>
+            </w:pPr>
+            <w:r>
+              <w:t xml:space="preserve">R4-03</w:t>
+            </w:r>
+          </w:p>
+        </w:tc>
+        <w:tc>
+          <w:tcPr/>
+          <w:p>
+            <w:pPr>
+              <w:pStyle w:val="Compact"/>
+              <w:jc w:val="left"/>
+            </w:pPr>
+            <w:r>
+              <w:t xml:space="preserve">Related work: O-centred hole polarons in anatase</w:t>
+            </w:r>
+          </w:p>
+        </w:tc>
+        <w:tc>
+          <w:tcPr/>
+          <w:p>
+            <w:pPr>
+              <w:pStyle w:val="Compact"/>
+              <w:jc w:val="left"/>
+            </w:pPr>
+            <w:r>
+              <w:t xml:space="preserve">§3.6 cites McBride et al. 2024 (arXiv:2410.21452; anatase benchmark: stable polaron, α = 0.15) and Ahart et al. 2026 (arXiv:2606.01763; 78% of the spin on one O, HSE 19%). Both read in full; the rutile focus of McBride et al. noted in the response.</w:t>
+            </w:r>
+          </w:p>
+        </w:tc>
+      </w:tr>
+      <w:tr>
+        <w:tc>
+          <w:tcPr/>
+          <w:p>
+            <w:pPr>
+              <w:pStyle w:val="Compact"/>
+              <w:jc w:val="left"/>
+            </w:pPr>
+            <w:r>
+              <w:t xml:space="preserve">R4-04</w:t>
+            </w:r>
+          </w:p>
+        </w:tc>
+        <w:tc>
+          <w:tcPr/>
+          <w:p>
+            <w:pPr>
+              <w:pStyle w:val="Compact"/>
+              <w:jc w:val="left"/>
+            </w:pPr>
+            <w:r>
+              <w:t xml:space="preserve">W3, Q9: HSE06 check inconsistent</w:t>
+            </w:r>
+          </w:p>
+        </w:tc>
+        <w:tc>
+          <w:tcPr/>
+          <w:p>
+            <w:pPr>
+              <w:pStyle w:val="Compact"/>
+              <w:jc w:val="left"/>
+            </w:pPr>
+            <w:r>
+              <w:t xml:space="preserve">Total-energy and Fermi-energy comparison removed from §3.6; Methods §2.8(iii) note now says to delete the hybrid item if the input cannot be recovered.</w:t>
+            </w:r>
+          </w:p>
+        </w:tc>
+      </w:tr>
+      <w:tr>
+        <w:tc>
+          <w:tcPr/>
+          <w:p>
+            <w:pPr>
+              <w:pStyle w:val="Compact"/>
+              <w:jc w:val="left"/>
+            </w:pPr>
+            <w:r>
+              <w:t xml:space="preserve">R4-05</w:t>
+            </w:r>
+          </w:p>
+        </w:tc>
+        <w:tc>
+          <w:tcPr/>
+          <w:p>
+            <w:pPr>
+              <w:pStyle w:val="Compact"/>
+              <w:jc w:val="left"/>
+            </w:pPr>
+            <w:r>
+              <w:t xml:space="preserve">W10, Q5: dopant–vacancy binding</w:t>
+            </w:r>
+          </w:p>
+        </w:tc>
+        <w:tc>
+          <w:tcPr/>
+          <w:p>
+            <w:pPr>
+              <w:pStyle w:val="Compact"/>
+              <w:jc w:val="left"/>
+            </w:pPr>
+            <w:r>
+              <w:t xml:space="preserve">§3.7 reports the in-cell Pr–V</w:t>
+            </w:r>
+            <w:r>
+              <w:rPr>
+                <w:vertAlign w:val="subscript"/>
+              </w:rPr>
+              <w:t xml:space="preserve">O</w:t>
+            </w:r>
+            <w:r>
+              <w:t xml:space="preserve"> </w:t>
+            </w:r>
+            <w:r>
+              <w:t xml:space="preserve">association energy, 1.43 eV (0.78 eV from the second shell), labelled not a dilute-limit value. Recomputed from Table S4 (2.72 − 1.29; 2.07 − 1.29).</w:t>
+            </w:r>
+          </w:p>
+        </w:tc>
+      </w:tr>
+      <w:tr>
+        <w:tc>
+          <w:tcPr/>
+          <w:p>
+            <w:pPr>
+              <w:pStyle w:val="Compact"/>
+              <w:jc w:val="left"/>
+            </w:pPr>
+            <w:r>
+              <w:t xml:space="preserve">R4-06</w:t>
+            </w:r>
+          </w:p>
+        </w:tc>
+        <w:tc>
+          <w:tcPr/>
+          <w:p>
+            <w:pPr>
+              <w:pStyle w:val="Compact"/>
+              <w:jc w:val="left"/>
+            </w:pPr>
+            <w:r>
+              <w:t xml:space="preserve">Detailed comments: error bars and propagation</w:t>
+            </w:r>
+          </w:p>
+        </w:tc>
+        <w:tc>
+          <w:tcPr/>
+          <w:p>
+            <w:pPr>
+              <w:pStyle w:val="Compact"/>
+              <w:jc w:val="left"/>
+            </w:pPr>
+            <w:r>
+              <w:t xml:space="preserve">New §3.7 paragraph</w:t>
+            </w:r>
+            <w:r>
+              <w:t xml:space="preserve"> </w:t>
+            </w:r>
+            <w:r>
+              <w:t xml:space="preserve">“</w:t>
+            </w:r>
+            <w:r>
+              <w:t xml:space="preserve">Uncertainty of the main results</w:t>
+            </w:r>
+            <w:r>
+              <w:t xml:space="preserve">”</w:t>
+            </w:r>
+            <w:r>
+              <w:t xml:space="preserve">, with an AUTHOR ACTION pointing to jobs 1, 3 and 4.</w:t>
+            </w:r>
+          </w:p>
+        </w:tc>
+      </w:tr>
+      <w:tr>
+        <w:tc>
+          <w:tcPr/>
+          <w:p>
+            <w:pPr>
+              <w:pStyle w:val="Compact"/>
+              <w:jc w:val="left"/>
+            </w:pPr>
+            <w:r>
+              <w:t xml:space="preserve">R4-07</w:t>
+            </w:r>
+          </w:p>
+        </w:tc>
+        <w:tc>
+          <w:tcPr/>
+          <w:p>
+            <w:pPr>
+              <w:pStyle w:val="Compact"/>
+              <w:jc w:val="left"/>
+            </w:pPr>
+            <w:r>
+              <w:t xml:space="preserve">W5, Q6, Q11: chemical potentials, Rb configurations, competing phases</w:t>
+            </w:r>
+          </w:p>
+        </w:tc>
+        <w:tc>
+          <w:tcPr/>
+          <w:p>
+            <w:pPr>
+              <w:pStyle w:val="Compact"/>
+              <w:jc w:val="left"/>
+            </w:pPr>
+            <w:r>
+              <w:t xml:space="preserve">§4.2 gives E</w:t>
+            </w:r>
+            <w:r>
+              <w:rPr>
+                <w:vertAlign w:val="subscript"/>
+              </w:rPr>
+              <w:t xml:space="preserve">f</w:t>
+            </w:r>
+            <w:r>
+              <w:t xml:space="preserve">(Pr) = 1.29 eV + Δμ</w:t>
+            </w:r>
+            <w:r>
+              <w:rPr>
+                <w:vertAlign w:val="subscript"/>
+              </w:rPr>
+              <w:t xml:space="preserve">O</w:t>
+            </w:r>
+            <w:r>
+              <w:t xml:space="preserve"> </w:t>
+            </w:r>
+            <w:r>
+              <w:t xml:space="preserve">and says Rb is negative at every μ</w:t>
+            </w:r>
+            <w:r>
+              <w:rPr>
+                <w:vertAlign w:val="subscript"/>
+              </w:rPr>
+              <w:t xml:space="preserve">O</w:t>
+            </w:r>
+            <w:r>
+              <w:t xml:space="preserve"> </w:t>
+            </w:r>
+            <w:r>
+              <w:t xml:space="preserve">where TiO</w:t>
+            </w:r>
+            <w:r>
+              <w:rPr>
+                <w:vertAlign w:val="subscript"/>
+              </w:rPr>
+              <w:t xml:space="preserve">2</w:t>
+            </w:r>
+            <w:r>
+              <w:t xml:space="preserve"> </w:t>
+            </w:r>
+            <w:r>
+              <w:t xml:space="preserve">exists, and that Rb substitution itself was not evaluated. Limitation (ix) adds competing Pr/Rb oxides and O</w:t>
+            </w:r>
+            <w:r>
+              <w:rPr>
+                <w:vertAlign w:val="subscript"/>
+              </w:rPr>
+              <w:t xml:space="preserve">2</w:t>
+            </w:r>
+            <w:r>
+              <w:t xml:space="preserve"> </w:t>
+            </w:r>
+            <w:r>
+              <w:t xml:space="preserve">overbinding; (x) adds Rb interstitials and surface sites.</w:t>
+            </w:r>
+          </w:p>
+        </w:tc>
+      </w:tr>
+      <w:tr>
+        <w:tc>
+          <w:tcPr/>
+          <w:p>
+            <w:pPr>
+              <w:pStyle w:val="Compact"/>
+              <w:jc w:val="left"/>
+            </w:pPr>
+            <w:r>
+              <w:t xml:space="preserve">R4-08</w:t>
+            </w:r>
+          </w:p>
+        </w:tc>
+        <w:tc>
+          <w:tcPr/>
+          <w:p>
+            <w:pPr>
+              <w:pStyle w:val="Compact"/>
+              <w:jc w:val="left"/>
+            </w:pPr>
+            <w:r>
+              <w:t xml:space="preserve">Grammar</w:t>
+            </w:r>
+          </w:p>
+        </w:tc>
+        <w:tc>
+          <w:tcPr/>
+          <w:p>
+            <w:pPr>
+              <w:pStyle w:val="Compact"/>
+              <w:jc w:val="left"/>
+            </w:pPr>
+            <w:r>
+              <w:t xml:space="preserve">Limitation (ix) comma splice fixed.</w:t>
+            </w:r>
+          </w:p>
+        </w:tc>
+      </w:tr>
+      <w:tr>
+        <w:tc>
+          <w:tcPr/>
+          <w:p>
+            <w:pPr>
+              <w:pStyle w:val="Compact"/>
+              <w:jc w:val="left"/>
+            </w:pPr>
+            <w:r>
+              <w:t xml:space="preserve">R4-09</w:t>
+            </w:r>
+          </w:p>
+        </w:tc>
+        <w:tc>
+          <w:tcPr/>
+          <w:p>
+            <w:pPr>
+              <w:pStyle w:val="Compact"/>
+              <w:jc w:val="left"/>
+            </w:pPr>
+            <w:r>
+              <w:t xml:space="preserve">W7: revision note and markers visible</w:t>
+            </w:r>
+          </w:p>
+        </w:tc>
+        <w:tc>
+          <w:tcPr/>
+          <w:p>
+            <w:pPr>
+              <w:pStyle w:val="Compact"/>
+              <w:jc w:val="left"/>
+            </w:pPr>
+            <w:r>
+              <w:rPr>
+                <w:rStyle w:val="VerbatimChar"/>
+              </w:rPr>
+              <w:t xml:space="preserve">tools_package.sh</w:t>
+            </w:r>
+            <w:r>
+              <w:t xml:space="preserve"> </w:t>
+            </w:r>
+            <w:r>
+              <w:t xml:space="preserve">builds the journal copies without the manuscript and SI revision notes (verified: 0 left in both .docx).</w:t>
+            </w:r>
+          </w:p>
+        </w:tc>
+      </w:tr>
+      <w:tr>
+        <w:tc>
+          <w:tcPr/>
+          <w:p>
+            <w:pPr>
+              <w:pStyle w:val="Compact"/>
+              <w:jc w:val="left"/>
+            </w:pPr>
+            <w:r>
+              <w:t xml:space="preserve">R4-10</w:t>
+            </w:r>
+          </w:p>
+        </w:tc>
+        <w:tc>
+          <w:tcPr/>
+          <w:p>
+            <w:pPr>
+              <w:pStyle w:val="Compact"/>
+              <w:jc w:val="left"/>
+            </w:pPr>
+            <w:r>
+              <w:t xml:space="preserve">Reproducibility (found while packaging)</w:t>
+            </w:r>
+          </w:p>
+        </w:tc>
+        <w:tc>
+          <w:tcPr/>
+          <w:p>
+            <w:pPr>
+              <w:pStyle w:val="Compact"/>
+              <w:jc w:val="left"/>
+            </w:pPr>
+            <w:r>
+              <w:t xml:space="preserve">The Zenodo folder shipped the figure data as</w:t>
+            </w:r>
+            <w:r>
+              <w:t xml:space="preserve"> </w:t>
+            </w:r>
+            <w:r>
+              <w:rPr>
+                <w:rStyle w:val="VerbatimChar"/>
+              </w:rPr>
+              <w:t xml:space="preserve">figure_data/</w:t>
+            </w:r>
+            <w:r>
+              <w:t xml:space="preserve"> </w:t>
+            </w:r>
+            <w:r>
+              <w:t xml:space="preserve">while the scripts read</w:t>
+            </w:r>
+            <w:r>
+              <w:t xml:space="preserve"> </w:t>
+            </w:r>
+            <w:r>
+              <w:rPr>
+                <w:rStyle w:val="VerbatimChar"/>
+              </w:rPr>
+              <w:t xml:space="preserve">data/</w:t>
+            </w:r>
+            <w:r>
+              <w:t xml:space="preserve">; renamed, and all four plotting scripts run from a clean copy.</w:t>
+            </w:r>
+          </w:p>
+        </w:tc>
+      </w:tr>
+      <w:tr>
+        <w:tc>
+          <w:tcPr/>
+          <w:p>
+            <w:pPr>
+              <w:pStyle w:val="Compact"/>
+              <w:jc w:val="left"/>
+            </w:pPr>
+            <w:r>
+              <w:t xml:space="preserve">R4-11</w:t>
+            </w:r>
+          </w:p>
+        </w:tc>
+        <w:tc>
+          <w:tcPr/>
+          <w:p>
+            <w:pPr>
+              <w:pStyle w:val="Compact"/>
+              <w:jc w:val="left"/>
+            </w:pPr>
+            <w:r>
+              <w:t xml:space="preserve">Q1–Q3, Q7, Q2, Q4</w:t>
+            </w:r>
+          </w:p>
+        </w:tc>
+        <w:tc>
+          <w:tcPr/>
+          <w:p>
+            <w:pPr>
+              <w:pStyle w:val="Compact"/>
+              <w:jc w:val="left"/>
+            </w:pPr>
+            <w:r>
+              <w:t xml:space="preserve">QE inputs, launcher and analysis script for the requested calculations written to</w:t>
+            </w:r>
+            <w:r>
+              <w:t xml:space="preserve"> </w:t>
+            </w:r>
+            <w:r>
+              <w:rPr>
+                <w:rStyle w:val="VerbatimChar"/>
+              </w:rPr>
+              <w:t xml:space="preserve">revision_calculations/</w:t>
+            </w:r>
+            <w:r>
+              <w:t xml:space="preserve"> </w:t>
+            </w:r>
+            <w:r>
+              <w:t xml:space="preserve">(jobs 1–10; see its README).</w:t>
+            </w:r>
+          </w:p>
+        </w:tc>
+      </w:tr>
+    </w:tbl>
+    <w:p>
+      <w:pPr>
+        <w:pStyle w:val="BodyText"/>
+      </w:pPr>
+      <w:r>
+        <w:t xml:space="preserve">References: the manuscript now cites 50 entries (four added). Abstract still 248 words. The 26 ledger checks pass. Markers: manuscript 35 AUTHOR ACTION + 1 NEEDS CITATION (one added, R4-06); SI 21.</w:t>
+      </w:r>
+    </w:p>
     <w:bookmarkEnd w:id="27"/>
+    <w:bookmarkEnd w:id="28"/>
     <w:sectPr/>
   </w:body>
 </w:document>

--- a/DFT_paper_revision/response_to_audit/Editorial_Pass_Log.docx
+++ b/DFT_paper_revision/response_to_audit/Editorial_Pass_Log.docx
@@ -26885,7 +26885,43 @@
               <w:t xml:space="preserve"> </w:t>
             </w:r>
             <w:r>
-              <w:t xml:space="preserve">(jobs 1–10; see its README).</w:t>
+              <w:t xml:space="preserve">(jobs 1–10 plus 7b; see its README). Reviewed: the seeded-oxygen species label changed from</w:t>
+            </w:r>
+            <w:r>
+              <w:t xml:space="preserve"> </w:t>
+            </w:r>
+            <w:r>
+              <w:t xml:space="preserve">“</w:t>
+            </w:r>
+            <w:r>
+              <w:t xml:space="preserve">Oh</w:t>
+            </w:r>
+            <w:r>
+              <w:t xml:space="preserve">”</w:t>
+            </w:r>
+            <w:r>
+              <w:t xml:space="preserve"> </w:t>
+            </w:r>
+            <w:r>
+              <w:t xml:space="preserve">to</w:t>
+            </w:r>
+            <w:r>
+              <w:t xml:space="preserve"> </w:t>
+            </w:r>
+            <w:r>
+              <w:t xml:space="preserve">“</w:t>
+            </w:r>
+            <w:r>
+              <w:t xml:space="preserve">O1</w:t>
+            </w:r>
+            <w:r>
+              <w:t xml:space="preserve">”</w:t>
+            </w:r>
+            <w:r>
+              <w:t xml:space="preserve"> </w:t>
+            </w:r>
+            <w:r>
+              <w:t xml:space="preserve">(element symbol plus digit, the documented form). A dry run against stand-in production outputs built 37 inputs; nat, ntyp, species, starting-magnetisation indices and HUBBARD labels are consistent in all of them. Wall times re-based on SI Table S6 (P1: 26 runs, 4–8 days).</w:t>
             </w:r>
           </w:p>
         </w:tc>

--- a/DFT_paper_revision/response_to_audit/Editorial_Pass_Log.docx
+++ b/DFT_paper_revision/response_to_audit/Editorial_Pass_Log.docx
@@ -2,7 +2,7 @@
 <file path=word/document.xml><?xml version="1.0" encoding="utf-8"?>
 <w:document xmlns:w="http://schemas.openxmlformats.org/wordprocessingml/2006/main" xmlns:m="http://schemas.openxmlformats.org/officeDocument/2006/math" xmlns:r="http://schemas.openxmlformats.org/officeDocument/2006/relationships" xmlns:o="urn:schemas-microsoft-com:office:office" xmlns:v="urn:schemas-microsoft-com:vml" xmlns:w10="urn:schemas-microsoft-com:office:word" xmlns:a="http://schemas.openxmlformats.org/drawingml/2006/main" xmlns:pic="http://schemas.openxmlformats.org/drawingml/2006/picture" xmlns:wp="http://schemas.openxmlformats.org/drawingml/2006/wordprocessingDrawing">
   <w:body>
-    <w:bookmarkStart w:id="28" w:name="X1b65a3a1b2f930a353daa5760acb4fdbebfc079"/>
+    <w:bookmarkStart w:id="29" w:name="X1b65a3a1b2f930a353daa5760acb4fdbebfc079"/>
     <w:p>
       <w:pPr>
         <w:pStyle w:val="Heading1"/>
@@ -26936,7 +26936,717 @@
       </w:r>
     </w:p>
     <w:bookmarkEnd w:id="27"/>
+    <w:bookmarkStart w:id="28" w:name="Xe65ed3cbc8c9a7e8321589205512fcb6eb55aa3"/>
+    <w:p>
+      <w:pPr>
+        <w:pStyle w:val="Heading2"/>
+      </w:pPr>
+      <w:r>
+        <w:t xml:space="preserve">Round 5: resolution of the remaining author notes (4 October 2026)</w:t>
+      </w:r>
+    </w:p>
+    <w:p>
+      <w:pPr>
+        <w:pStyle w:val="FirstParagraph"/>
+      </w:pPr>
+      <w:r>
+        <w:t xml:space="preserve">The authors asked that the open notes be resolved directly. Each was either filled from the run spreadsheet, the progress report and the input templates already supplied, or converted into an explicit statement of what was not recorded. One note (Funding) remains, because only the authors can write it.</w:t>
+      </w:r>
+    </w:p>
+    <w:tbl>
+      <w:tblPr>
+        <w:tblStyle w:val="Table"/>
+        <w:tblW w:type="pct" w:w="5000"/>
+        <w:tblLook w:firstRow="1" w:lastRow="0" w:firstColumn="0" w:lastColumn="0" w:noHBand="0" w:noVBand="0" w:val="0020"/>
+        <w:jc w:val="start"/>
+      </w:tblPr>
+      <w:tblGrid>
+        <w:gridCol w:w="2640"/>
+        <w:gridCol w:w="2640"/>
+        <w:gridCol w:w="2640"/>
+      </w:tblGrid>
+      <w:tr>
+        <w:trPr>
+          <w:tblHeader w:val="true"/>
+        </w:trPr>
+        <w:tc>
+          <w:tcPr/>
+          <w:p>
+            <w:pPr>
+              <w:pStyle w:val="Compact"/>
+              <w:jc w:val="left"/>
+            </w:pPr>
+            <w:r>
+              <w:t xml:space="preserve">ID</w:t>
+            </w:r>
+          </w:p>
+        </w:tc>
+        <w:tc>
+          <w:tcPr/>
+          <w:p>
+            <w:pPr>
+              <w:pStyle w:val="Compact"/>
+              <w:jc w:val="left"/>
+            </w:pPr>
+            <w:r>
+              <w:t xml:space="preserve">Item</w:t>
+            </w:r>
+          </w:p>
+        </w:tc>
+        <w:tc>
+          <w:tcPr/>
+          <w:p>
+            <w:pPr>
+              <w:pStyle w:val="Compact"/>
+              <w:jc w:val="left"/>
+            </w:pPr>
+            <w:r>
+              <w:t xml:space="preserve">Resolution</w:t>
+            </w:r>
+          </w:p>
+        </w:tc>
+      </w:tr>
+      <w:tr>
+        <w:tc>
+          <w:tcPr/>
+          <w:p>
+            <w:pPr>
+              <w:pStyle w:val="Compact"/>
+              <w:jc w:val="left"/>
+            </w:pPr>
+            <w:r>
+              <w:t xml:space="preserve">R5-01</w:t>
+            </w:r>
+          </w:p>
+        </w:tc>
+        <w:tc>
+          <w:tcPr/>
+          <w:p>
+            <w:pPr>
+              <w:pStyle w:val="Compact"/>
+              <w:jc w:val="left"/>
+            </w:pPr>
+            <w:r>
+              <w:t xml:space="preserve">Was the production Pristine_perfect energy relaxed?</w:t>
+            </w:r>
+          </w:p>
+        </w:tc>
+        <w:tc>
+          <w:tcPr/>
+          <w:p>
+            <w:pPr>
+              <w:pStyle w:val="Compact"/>
+              <w:jc w:val="left"/>
+            </w:pPr>
+            <w:r>
+              <w:t xml:space="preserve">No: the run spreadsheet and the progress report list it as an SCF with F</w:t>
+            </w:r>
+            <w:r>
+              <w:rPr>
+                <w:vertAlign w:val="subscript"/>
+              </w:rPr>
+              <w:t xml:space="preserve">max</w:t>
+            </w:r>
+            <w:r>
+              <w:t xml:space="preserve"> </w:t>
+            </w:r>
+            <w:r>
+              <w:t xml:space="preserve">0.0225 Ry/Bohr, and its logged eV value converts to −4275.01530 Ry. Stated in §2.6; the pristine E</w:t>
+            </w:r>
+            <w:r>
+              <w:rPr>
+                <w:vertAlign w:val="subscript"/>
+              </w:rPr>
+              <w:t xml:space="preserve">f</w:t>
+            </w:r>
+            <w:r>
+              <w:t xml:space="preserve"> </w:t>
+            </w:r>
+            <w:r>
+              <w:t xml:space="preserve">and the two reductions are now labelled lower bounds (Abstract, Table 2 footnote b, §3.2, §4.1, §4.2, Limitation (iv), Conclusions, Highlights, cover letter, graphical abstract). Job 0 added to</w:t>
+            </w:r>
+            <w:r>
+              <w:t xml:space="preserve"> </w:t>
+            </w:r>
+            <w:r>
+              <w:rPr>
+                <w:rStyle w:val="VerbatimChar"/>
+              </w:rPr>
+              <w:t xml:space="preserve">revision_calculations/</w:t>
+            </w:r>
+            <w:r>
+              <w:t xml:space="preserve"> </w:t>
+            </w:r>
+            <w:r>
+              <w:t xml:space="preserve">(relaxation of the cell).</w:t>
+            </w:r>
+          </w:p>
+        </w:tc>
+      </w:tr>
+      <w:tr>
+        <w:tc>
+          <w:tcPr/>
+          <w:p>
+            <w:pPr>
+              <w:pStyle w:val="Compact"/>
+              <w:jc w:val="left"/>
+            </w:pPr>
+            <w:r>
+              <w:t xml:space="preserve">R5-02</w:t>
+            </w:r>
+          </w:p>
+        </w:tc>
+        <w:tc>
+          <w:tcPr/>
+          <w:p>
+            <w:pPr>
+              <w:pStyle w:val="Compact"/>
+              <w:jc w:val="left"/>
+            </w:pPr>
+            <w:r>
+              <w:t xml:space="preserve">[NEEDS CITATION] for the 200–1000 lx claim</w:t>
+            </w:r>
+          </w:p>
+        </w:tc>
+        <w:tc>
+          <w:tcPr/>
+          <w:p>
+            <w:pPr>
+              <w:pStyle w:val="Compact"/>
+              <w:jc w:val="left"/>
+            </w:pPr>
+            <w:r>
+              <w:t xml:space="preserve">Pecunia et al. could not be read from this environment (Wiley, Crossref and Semantic Scholar are blocked; Scite, Scholar Gateway and Consensus quotas exhausted; not in Drive). The sentence now makes the general point without the figure: indoor light is orders of magnitude weaker than sunlight, so V</w:t>
+            </w:r>
+            <w:r>
+              <w:rPr>
+                <w:vertAlign w:val="subscript"/>
+              </w:rPr>
+              <w:t xml:space="preserve">oc</w:t>
+            </w:r>
+            <w:r>
+              <w:t xml:space="preserve"> </w:t>
+            </w:r>
+            <w:r>
+              <w:t xml:space="preserve">is sensitive to non-radiative recombination. Pecunia remains cited for indoor PV as a battery replacement.</w:t>
+            </w:r>
+          </w:p>
+        </w:tc>
+      </w:tr>
+      <w:tr>
+        <w:tc>
+          <w:tcPr/>
+          <w:p>
+            <w:pPr>
+              <w:pStyle w:val="Compact"/>
+              <w:jc w:val="left"/>
+            </w:pPr>
+            <w:r>
+              <w:t xml:space="preserve">R5-03</w:t>
+            </w:r>
+          </w:p>
+        </w:tc>
+        <w:tc>
+          <w:tcPr/>
+          <w:p>
+            <w:pPr>
+              <w:pStyle w:val="Compact"/>
+              <w:jc w:val="left"/>
+            </w:pPr>
+            <w:r>
+              <w:t xml:space="preserve">HSE06 settings</w:t>
+            </w:r>
+          </w:p>
+        </w:tc>
+        <w:tc>
+          <w:tcPr/>
+          <w:p>
+            <w:pPr>
+              <w:pStyle w:val="Compact"/>
+              <w:jc w:val="left"/>
+            </w:pPr>
+            <w:r>
+              <w:t xml:space="preserve">input_dft =</w:t>
+            </w:r>
+            <w:r>
+              <w:t xml:space="preserve"> </w:t>
+            </w:r>
+            <w:r>
+              <w:t xml:space="preserve">‘</w:t>
+            </w:r>
+            <w:r>
+              <w:t xml:space="preserve">hse</w:t>
+            </w:r>
+            <w:r>
+              <w:t xml:space="preserve">’</w:t>
+            </w:r>
+            <w:r>
+              <w:t xml:space="preserve">, exx_fraction = 0.25, screening_parameter = 0.106 Bohr</w:t>
+            </w:r>
+            <w:r>
+              <w:rPr>
+                <w:vertAlign w:val="superscript"/>
+              </w:rPr>
+              <w:t xml:space="preserve">−1</w:t>
+            </w:r>
+            <w:r>
+              <w:t xml:space="preserve"> </w:t>
+            </w:r>
+            <w:r>
+              <w:t xml:space="preserve">and the same PAW datasets are recorded in the run spreadsheet; stated in §2.8(iii), with the reason the hybrid and PBE+U totals are not comparable (no Hubbard term; EXX from pseudo-wavefunctions). The qualitative outcome is kept in §3.6.</w:t>
+            </w:r>
+          </w:p>
+        </w:tc>
+      </w:tr>
+      <w:tr>
+        <w:tc>
+          <w:tcPr/>
+          <w:p>
+            <w:pPr>
+              <w:pStyle w:val="Compact"/>
+              <w:jc w:val="left"/>
+            </w:pPr>
+            <w:r>
+              <w:t xml:space="preserve">R5-04</w:t>
+            </w:r>
+          </w:p>
+        </w:tc>
+        <w:tc>
+          <w:tcPr/>
+          <w:p>
+            <w:pPr>
+              <w:pStyle w:val="Compact"/>
+              <w:jc w:val="left"/>
+            </w:pPr>
+            <w:r>
+              <w:t xml:space="preserve">Dual-U Rb energies logged in eV</w:t>
+            </w:r>
+          </w:p>
+        </w:tc>
+        <w:tc>
+          <w:tcPr/>
+          <w:p>
+            <w:pPr>
+              <w:pStyle w:val="Compact"/>
+              <w:jc w:val="left"/>
+            </w:pPr>
+            <w:r>
+              <w:t xml:space="preserve">The spreadsheet’s factor (13.605693 eV/Ry) reproduces the four production cells logged in both units to 0.0006 eV; the dual-U energies are converted (−4324.98591 and −4284.02974 Ry) in §3.4, Tables S5 and S9 and the ledger, with two new ledger checks. m</w:t>
+            </w:r>
+            <w:r>
+              <w:rPr>
+                <w:vertAlign w:val="subscript"/>
+              </w:rPr>
+              <w:t xml:space="preserve">abs</w:t>
+            </w:r>
+            <w:r>
+              <w:t xml:space="preserve"> </w:t>
+            </w:r>
+            <w:r>
+              <w:t xml:space="preserve">not recorded.</w:t>
+            </w:r>
+          </w:p>
+        </w:tc>
+      </w:tr>
+      <w:tr>
+        <w:tc>
+          <w:tcPr/>
+          <w:p>
+            <w:pPr>
+              <w:pStyle w:val="Compact"/>
+              <w:jc w:val="left"/>
+            </w:pPr>
+            <w:r>
+              <w:t xml:space="preserve">R5-05</w:t>
+            </w:r>
+          </w:p>
+        </w:tc>
+        <w:tc>
+          <w:tcPr/>
+          <w:p>
+            <w:pPr>
+              <w:pStyle w:val="Compact"/>
+              <w:jc w:val="left"/>
+            </w:pPr>
+            <w:r>
+              <w:t xml:space="preserve">Bader dopant charges inconsistent with the sum rule</w:t>
+            </w:r>
+          </w:p>
+        </w:tc>
+        <w:tc>
+          <w:tcPr/>
+          <w:p>
+            <w:pPr>
+              <w:pStyle w:val="Compact"/>
+              <w:jc w:val="left"/>
+            </w:pPr>
+            <w:r>
+              <w:t xml:space="preserve">The run-note values (+2.14, +0.82 e) are replaced by the values implied by the recorded totals and sublattice means (+2.04 ± 0.03, +0.87 ± 0.03 e), with the derivation in Table S3; the pp.x density is identified as the valence pseudo-density (plot_num = 0).</w:t>
+            </w:r>
+          </w:p>
+        </w:tc>
+      </w:tr>
+      <w:tr>
+        <w:tc>
+          <w:tcPr/>
+          <w:p>
+            <w:pPr>
+              <w:pStyle w:val="Compact"/>
+              <w:jc w:val="left"/>
+            </w:pPr>
+            <w:r>
+              <w:t xml:space="preserve">R5-06</w:t>
+            </w:r>
+          </w:p>
+        </w:tc>
+        <w:tc>
+          <w:tcPr/>
+          <w:p>
+            <w:pPr>
+              <w:pStyle w:val="Compact"/>
+              <w:jc w:val="left"/>
+            </w:pPr>
+            <w:r>
+              <w:t xml:space="preserve">Figure S3 (raster-patched interim artwork)</w:t>
+            </w:r>
+          </w:p>
+        </w:tc>
+        <w:tc>
+          <w:tcPr/>
+          <w:p>
+            <w:pPr>
+              <w:pStyle w:val="Compact"/>
+              <w:jc w:val="left"/>
+            </w:pPr>
+            <w:r>
+              <w:t xml:space="preserve">Removed with Section S11; the final forces are in the text and the BFGS histories are in the deposited outputs. The patched files moved to</w:t>
+            </w:r>
+            <w:r>
+              <w:t xml:space="preserve"> </w:t>
+            </w:r>
+            <w:r>
+              <w:rPr>
+                <w:rStyle w:val="VerbatimChar"/>
+              </w:rPr>
+              <w:t xml:space="preserve">figures/superseded/</w:t>
+            </w:r>
+            <w:r>
+              <w:t xml:space="preserve">.</w:t>
+            </w:r>
+          </w:p>
+        </w:tc>
+      </w:tr>
+      <w:tr>
+        <w:tc>
+          <w:tcPr/>
+          <w:p>
+            <w:pPr>
+              <w:pStyle w:val="Compact"/>
+              <w:jc w:val="left"/>
+            </w:pPr>
+            <w:r>
+              <w:t xml:space="preserve">R5-07</w:t>
+            </w:r>
+          </w:p>
+        </w:tc>
+        <w:tc>
+          <w:tcPr/>
+          <w:p>
+            <w:pPr>
+              <w:pStyle w:val="Compact"/>
+              <w:jc w:val="left"/>
+            </w:pPr>
+            <w:r>
+              <w:t xml:space="preserve">AI declaration</w:t>
+            </w:r>
+          </w:p>
+        </w:tc>
+        <w:tc>
+          <w:tcPr/>
+          <w:p>
+            <w:pPr>
+              <w:pStyle w:val="Compact"/>
+              <w:jc w:val="left"/>
+            </w:pPr>
+            <w:r>
+              <w:t xml:space="preserve">Reworded to the facts: text editing, consistency checks, Python plotting scripts; no image generated or altered.</w:t>
+            </w:r>
+          </w:p>
+        </w:tc>
+      </w:tr>
+      <w:tr>
+        <w:tc>
+          <w:tcPr/>
+          <w:p>
+            <w:pPr>
+              <w:pStyle w:val="Compact"/>
+              <w:jc w:val="left"/>
+            </w:pPr>
+            <w:r>
+              <w:t xml:space="preserve">R5-08</w:t>
+            </w:r>
+          </w:p>
+        </w:tc>
+        <w:tc>
+          <w:tcPr/>
+          <w:p>
+            <w:pPr>
+              <w:pStyle w:val="Compact"/>
+              <w:jc w:val="left"/>
+            </w:pPr>
+            <w:r>
+              <w:t xml:space="preserve">Data availability</w:t>
+            </w:r>
+          </w:p>
+        </w:tc>
+        <w:tc>
+          <w:tcPr/>
+          <w:p>
+            <w:pPr>
+              <w:pStyle w:val="Compact"/>
+              <w:jc w:val="left"/>
+            </w:pPr>
+            <w:r>
+              <w:t xml:space="preserve">“</w:t>
+            </w:r>
+            <w:r>
+              <w:t xml:space="preserve">Available from the corresponding author on request; deposited at Zenodo with a DOI on acceptance.</w:t>
+            </w:r>
+            <w:r>
+              <w:t xml:space="preserve">”</w:t>
+            </w:r>
+            <w:r>
+              <w:t xml:space="preserve"> </w:t>
+            </w:r>
+            <w:r>
+              <w:t xml:space="preserve">A DOI can replace it if the deposit is made first.</w:t>
+            </w:r>
+          </w:p>
+        </w:tc>
+      </w:tr>
+      <w:tr>
+        <w:tc>
+          <w:tcPr/>
+          <w:p>
+            <w:pPr>
+              <w:pStyle w:val="Compact"/>
+              <w:jc w:val="left"/>
+            </w:pPr>
+            <w:r>
+              <w:t xml:space="preserve">R5-09</w:t>
+            </w:r>
+          </w:p>
+        </w:tc>
+        <w:tc>
+          <w:tcPr/>
+          <w:p>
+            <w:pPr>
+              <w:pStyle w:val="Compact"/>
+              <w:jc w:val="left"/>
+            </w:pPr>
+            <w:r>
+              <w:t xml:space="preserve">Run 25 identity</w:t>
+            </w:r>
+          </w:p>
+        </w:tc>
+        <w:tc>
+          <w:tcPr/>
+          <w:p>
+            <w:pPr>
+              <w:pStyle w:val="Compact"/>
+              <w:jc w:val="left"/>
+            </w:pPr>
+            <w:r>
+              <w:t xml:space="preserve">Lies 0.114 eV above run 4, consistent with an earlier step of the restarted Pr_VO relaxation; stated under Table S9 with a new ledger check.</w:t>
+            </w:r>
+          </w:p>
+        </w:tc>
+      </w:tr>
+      <w:tr>
+        <w:tc>
+          <w:tcPr/>
+          <w:p>
+            <w:pPr>
+              <w:pStyle w:val="Compact"/>
+              <w:jc w:val="left"/>
+            </w:pPr>
+            <w:r>
+              <w:t xml:space="preserve">R5-10</w:t>
+            </w:r>
+          </w:p>
+        </w:tc>
+        <w:tc>
+          <w:tcPr/>
+          <w:p>
+            <w:pPr>
+              <w:pStyle w:val="Compact"/>
+              <w:jc w:val="left"/>
+            </w:pPr>
+            <w:r>
+              <w:t xml:space="preserve">Settings not recoverable from the files at hand</w:t>
+            </w:r>
+          </w:p>
+        </w:tc>
+        <w:tc>
+          <w:tcPr/>
+          <w:p>
+            <w:pPr>
+              <w:pStyle w:val="Compact"/>
+              <w:jc w:val="left"/>
+            </w:pPr>
+            <w:r>
+              <w:t xml:space="preserve">Stated as</w:t>
+            </w:r>
+            <w:r>
+              <w:t xml:space="preserve"> </w:t>
+            </w:r>
+            <w:r>
+              <w:t xml:space="preserve">“</w:t>
+            </w:r>
+            <w:r>
+              <w:t xml:space="preserve">not recorded / not extracted / not re-inspected</w:t>
+            </w:r>
+            <w:r>
+              <w:t xml:space="preserve">”</w:t>
+            </w:r>
+            <w:r>
+              <w:t xml:space="preserve">: degauss and etot_conv_thr of the production inputs, −TS terms (with an order-of-magnitude estimate), nosym and magnetisation constraints (absent from templates and run log), vc-relax k-mesh/cut-off/stress, Pr dataset MD5, Pr_VO geometry and vacancy confirmation, Pristine_VO E</w:t>
+            </w:r>
+            <w:r>
+              <w:rPr>
+                <w:vertAlign w:val="subscript"/>
+              </w:rPr>
+              <w:t xml:space="preserve">F</w:t>
+            </w:r>
+            <w:r>
+              <w:t xml:space="preserve"> </w:t>
+            </w:r>
+            <w:r>
+              <w:t xml:space="preserve">and m</w:t>
+            </w:r>
+            <w:r>
+              <w:rPr>
+                <w:vertAlign w:val="subscript"/>
+              </w:rPr>
+              <w:t xml:space="preserve">abs</w:t>
+            </w:r>
+            <w:r>
+              <w:t xml:space="preserve">, m</w:t>
+            </w:r>
+            <w:r>
+              <w:rPr>
+                <w:vertAlign w:val="subscript"/>
+              </w:rPr>
+              <w:t xml:space="preserve">abs</w:t>
+            </w:r>
+            <w:r>
+              <w:t xml:space="preserve"> </w:t>
+            </w:r>
+            <w:r>
+              <w:t xml:space="preserve">at q = +1, occupation numbers, PDOS-SCF total energy, diago_full_acc rerun, wall times.</w:t>
+            </w:r>
+          </w:p>
+        </w:tc>
+      </w:tr>
+      <w:tr>
+        <w:tc>
+          <w:tcPr/>
+          <w:p>
+            <w:pPr>
+              <w:pStyle w:val="Compact"/>
+              <w:jc w:val="left"/>
+            </w:pPr>
+            <w:r>
+              <w:t xml:space="preserve">R5-11</w:t>
+            </w:r>
+          </w:p>
+        </w:tc>
+        <w:tc>
+          <w:tcPr/>
+          <w:p>
+            <w:pPr>
+              <w:pStyle w:val="Compact"/>
+              <w:jc w:val="left"/>
+            </w:pPr>
+            <w:r>
+              <w:t xml:space="preserve">Notes pointing to optional calculations</w:t>
+            </w:r>
+          </w:p>
+        </w:tc>
+        <w:tc>
+          <w:tcPr/>
+          <w:p>
+            <w:pPr>
+              <w:pStyle w:val="Compact"/>
+              <w:jc w:val="left"/>
+            </w:pPr>
+            <w:r>
+              <w:t xml:space="preserve">Deleted; the corresponding limitation sentences already stand, and the inputs are in</w:t>
+            </w:r>
+            <w:r>
+              <w:t xml:space="preserve"> </w:t>
+            </w:r>
+            <w:r>
+              <w:rPr>
+                <w:rStyle w:val="VerbatimChar"/>
+              </w:rPr>
+              <w:t xml:space="preserve">revision_calculations/</w:t>
+            </w:r>
+            <w:r>
+              <w:t xml:space="preserve">.</w:t>
+            </w:r>
+          </w:p>
+        </w:tc>
+      </w:tr>
+      <w:tr>
+        <w:tc>
+          <w:tcPr/>
+          <w:p>
+            <w:pPr>
+              <w:pStyle w:val="Compact"/>
+              <w:jc w:val="left"/>
+            </w:pPr>
+            <w:r>
+              <w:t xml:space="preserve">R5-12</w:t>
+            </w:r>
+          </w:p>
+        </w:tc>
+        <w:tc>
+          <w:tcPr/>
+          <w:p>
+            <w:pPr>
+              <w:pStyle w:val="Compact"/>
+              <w:jc w:val="left"/>
+            </w:pPr>
+            <w:r>
+              <w:t xml:space="preserve">Output file names</w:t>
+            </w:r>
+          </w:p>
+        </w:tc>
+        <w:tc>
+          <w:tcPr/>
+          <w:p>
+            <w:pPr>
+              <w:pStyle w:val="Compact"/>
+              <w:jc w:val="left"/>
+            </w:pPr>
+            <w:r>
+              <w:t xml:space="preserve">Those recorded in the run log are listed under Table S9.</w:t>
+            </w:r>
+          </w:p>
+        </w:tc>
+      </w:tr>
+    </w:tbl>
+    <w:p>
+      <w:pPr>
+        <w:pStyle w:val="BodyText"/>
+      </w:pPr>
+      <w:r>
+        <w:t xml:space="preserve">State after round 5: manuscript 1 AUTHOR ACTION (Funding), 0 NEEDS CITATION; SI 0 (the revision notes, removed at packaging, are not counted). Abstract 250 words. 29 ledger checks pass.</w:t>
+      </w:r>
+    </w:p>
     <w:bookmarkEnd w:id="28"/>
+    <w:bookmarkEnd w:id="29"/>
     <w:sectPr/>
   </w:body>
 </w:document>

--- a/DFT_paper_revision/response_to_audit/Editorial_Pass_Log.docx
+++ b/DFT_paper_revision/response_to_audit/Editorial_Pass_Log.docx
@@ -27642,7 +27642,33 @@
         <w:pStyle w:val="BodyText"/>
       </w:pPr>
       <w:r>
-        <w:t xml:space="preserve">State after round 5: manuscript 1 AUTHOR ACTION (Funding), 0 NEEDS CITATION; SI 0 (the revision notes, removed at packaging, are not counted). Abstract 250 words. 29 ledger checks pass.</w:t>
+        <w:t xml:space="preserve">R5-13 | Funding statement | Supplied by the authors:</w:t>
+      </w:r>
+      <w:r>
+        <w:t xml:space="preserve"> </w:t>
+      </w:r>
+      <w:r>
+        <w:t xml:space="preserve">“</w:t>
+      </w:r>
+      <w:r>
+        <w:t xml:space="preserve">This work was supported by the Universiti Malaya Research Grant [grant number RU004-2025H].</w:t>
+      </w:r>
+      <w:r>
+        <w:t xml:space="preserve">”</w:t>
+      </w:r>
+      <w:r>
+        <w:t xml:space="preserve"> </w:t>
+      </w:r>
+      <w:r>
+        <w:t xml:space="preserve">|</w:t>
+      </w:r>
+    </w:p>
+    <w:p>
+      <w:pPr>
+        <w:pStyle w:val="BodyText"/>
+      </w:pPr>
+      <w:r>
+        <w:t xml:space="preserve">State after round 5: manuscript 0 AUTHOR ACTION, 0 NEEDS CITATION; SI 0 (the revision notes, removed at packaging, are not counted). Abstract 250 words. 29 ledger checks pass. The submission package is complete.</w:t>
       </w:r>
     </w:p>
     <w:bookmarkEnd w:id="28"/>
